--- a/templates/HQE_contratto_cococo.docx
+++ b/templates/HQE_contratto_cococo.docx
@@ -1,6 +1,6 @@
 
 <file path=word/document.xml><?xml version="1.0" encoding="utf-8"?>
-<w:document xmlns:wpc="http://schemas.microsoft.com/office/word/2010/wordprocessingCanvas" xmlns:cx="http://schemas.microsoft.com/office/drawing/2014/chartex" xmlns:cx1="http://schemas.microsoft.com/office/drawing/2015/9/8/chartex" xmlns:cx2="http://schemas.microsoft.com/office/drawing/2015/10/21/chartex" xmlns:cx3="http://schemas.microsoft.com/office/drawing/2016/5/9/chartex" xmlns:cx4="http://schemas.microsoft.com/office/drawing/2016/5/10/chartex" xmlns:cx5="http://schemas.microsoft.com/office/drawing/2016/5/11/chartex" xmlns:cx6="http://schemas.microsoft.com/office/drawing/2016/5/12/chartex" xmlns:cx7="http://schemas.microsoft.com/office/drawing/2016/5/13/chartex" xmlns:cx8="http://schemas.microsoft.com/office/drawing/2016/5/14/chartex" xmlns:mc="http://schemas.openxmlformats.org/markup-compatibility/2006" xmlns:aink="http://schemas.microsoft.com/office/drawing/2016/ink" xmlns:am3d="http://schemas.microsoft.com/office/drawing/2017/model3d" xmlns:o="urn:schemas-microsoft-com:office:office" xmlns:r="http://schemas.openxmlformats.org/officeDocument/2006/relationships" xmlns:m="http://schemas.openxmlformats.org/officeDocument/2006/math" xmlns:v="urn:schemas-microsoft-com:vml" xmlns:wp14="http://schemas.microsoft.com/office/word/2010/wordprocessingDrawing" xmlns:wp="http://schemas.openxmlformats.org/drawingml/2006/wordprocessingDrawing" xmlns:w10="urn:schemas-microsoft-com:office:word" xmlns:w="http://schemas.openxmlformats.org/wordprocessingml/2006/main" xmlns:w14="http://schemas.microsoft.com/office/word/2010/wordml" xmlns:w15="http://schemas.microsoft.com/office/word/2012/wordml" xmlns:w16cex="http://schemas.microsoft.com/office/word/2018/wordml/cex" xmlns:w16cid="http://schemas.microsoft.com/office/word/2016/wordml/cid" xmlns:w16="http://schemas.microsoft.com/office/word/2018/wordml" xmlns:w16sdtdh="http://schemas.microsoft.com/office/word/2020/wordml/sdtdatahash" xmlns:w16se="http://schemas.microsoft.com/office/word/2015/wordml/symex" xmlns:wpg="http://schemas.microsoft.com/office/word/2010/wordprocessingGroup" xmlns:wpi="http://schemas.microsoft.com/office/word/2010/wordprocessingInk" xmlns:wne="http://schemas.microsoft.com/office/word/2006/wordml" xmlns:wps="http://schemas.microsoft.com/office/word/2010/wordprocessingShape" mc:Ignorable="w14 w15 w16se w16cid w16 w16cex w16sdtdh wp14">
+<w:document xmlns:wpc="http://schemas.microsoft.com/office/word/2010/wordprocessingCanvas" xmlns:cx="http://schemas.microsoft.com/office/drawing/2014/chartex" xmlns:cx1="http://schemas.microsoft.com/office/drawing/2015/9/8/chartex" xmlns:cx2="http://schemas.microsoft.com/office/drawing/2015/10/21/chartex" xmlns:cx3="http://schemas.microsoft.com/office/drawing/2016/5/9/chartex" xmlns:cx4="http://schemas.microsoft.com/office/drawing/2016/5/10/chartex" xmlns:cx5="http://schemas.microsoft.com/office/drawing/2016/5/11/chartex" xmlns:cx6="http://schemas.microsoft.com/office/drawing/2016/5/12/chartex" xmlns:cx7="http://schemas.microsoft.com/office/drawing/2016/5/13/chartex" xmlns:cx8="http://schemas.microsoft.com/office/drawing/2016/5/14/chartex" xmlns:mc="http://schemas.openxmlformats.org/markup-compatibility/2006" xmlns:aink="http://schemas.microsoft.com/office/drawing/2016/ink" xmlns:am3d="http://schemas.microsoft.com/office/drawing/2017/model3d" xmlns:o="urn:schemas-microsoft-com:office:office" xmlns:oel="http://schemas.microsoft.com/office/2019/extlst" xmlns:r="http://schemas.openxmlformats.org/officeDocument/2006/relationships" xmlns:m="http://schemas.openxmlformats.org/officeDocument/2006/math" xmlns:v="urn:schemas-microsoft-com:vml" xmlns:wp14="http://schemas.microsoft.com/office/word/2010/wordprocessingDrawing" xmlns:wp="http://schemas.openxmlformats.org/drawingml/2006/wordprocessingDrawing" xmlns:w10="urn:schemas-microsoft-com:office:word" xmlns:w="http://schemas.openxmlformats.org/wordprocessingml/2006/main" xmlns:w14="http://schemas.microsoft.com/office/word/2010/wordml" xmlns:w15="http://schemas.microsoft.com/office/word/2012/wordml" xmlns:w16cex="http://schemas.microsoft.com/office/word/2018/wordml/cex" xmlns:w16cid="http://schemas.microsoft.com/office/word/2016/wordml/cid" xmlns:w16="http://schemas.microsoft.com/office/word/2018/wordml" xmlns:w16du="http://schemas.microsoft.com/office/word/2023/wordml/word16du" xmlns:w16sdtdh="http://schemas.microsoft.com/office/word/2020/wordml/sdtdatahash" xmlns:w16sdtfl="http://schemas.microsoft.com/office/word/2024/wordml/sdtformatlock" xmlns:w16se="http://schemas.microsoft.com/office/word/2015/wordml/symex" xmlns:wpg="http://schemas.microsoft.com/office/word/2010/wordprocessingGroup" xmlns:wpi="http://schemas.microsoft.com/office/word/2010/wordprocessingInk" xmlns:wne="http://schemas.microsoft.com/office/word/2006/wordml" xmlns:wps="http://schemas.microsoft.com/office/word/2010/wordprocessingShape" mc:Ignorable="w14 w15 w16se w16cid w16 w16cex w16sdtdh w16sdtfl w16du wp14">
   <w:body>
     <w:p>
       <w:pPr>
@@ -77,7 +77,29 @@
           <w:szCs w:val="22"/>
           <w:lang w:eastAsia="it-IT"/>
         </w:rPr>
-        <w:t>integrato come da D.Lgs. n. 104/2022</w:t>
+        <w:t xml:space="preserve">integrato come da </w:t>
+      </w:r>
+      <w:proofErr w:type="spellStart"/>
+      <w:r>
+        <w:rPr>
+          <w:rFonts w:ascii="Calibri" w:hAnsi="Calibri" w:cs="Calibri"/>
+          <w:b/>
+          <w:sz w:val="22"/>
+          <w:szCs w:val="22"/>
+          <w:lang w:eastAsia="it-IT"/>
+        </w:rPr>
+        <w:t>D.Lgs.</w:t>
+      </w:r>
+      <w:proofErr w:type="spellEnd"/>
+      <w:r>
+        <w:rPr>
+          <w:rFonts w:ascii="Calibri" w:hAnsi="Calibri" w:cs="Calibri"/>
+          <w:b/>
+          <w:sz w:val="22"/>
+          <w:szCs w:val="22"/>
+          <w:lang w:eastAsia="it-IT"/>
+        </w:rPr>
+        <w:t xml:space="preserve"> n. 104/2022</w:t>
       </w:r>
     </w:p>
     <w:p>
@@ -141,10 +163,28 @@
           <w:rFonts w:ascii="Calibri" w:hAnsi="Calibri" w:cs="Calibri"/>
           <w:sz w:val="22"/>
           <w:szCs w:val="22"/>
+          <w:lang w:eastAsia="en-US"/>
+        </w:rPr>
+        <w:t>{{</w:t>
+      </w:r>
+      <w:r>
+        <w:rPr>
+          <w:rFonts w:ascii="Calibri" w:hAnsi="Calibri" w:cs="Calibri"/>
+          <w:sz w:val="22"/>
+          <w:szCs w:val="22"/>
           <w:highlight w:val="yellow"/>
           <w:lang w:eastAsia="en-US"/>
         </w:rPr>
         <w:t>13/04/2026</w:t>
+      </w:r>
+      <w:r>
+        <w:rPr>
+          <w:rFonts w:ascii="Calibri" w:hAnsi="Calibri" w:cs="Calibri"/>
+          <w:sz w:val="22"/>
+          <w:szCs w:val="22"/>
+          <w:lang w:eastAsia="en-US"/>
+        </w:rPr>
+        <w:t>}}</w:t>
       </w:r>
       <w:r>
         <w:rPr>
@@ -324,7 +364,36 @@
           <w:szCs w:val="22"/>
           <w:lang w:eastAsia="en-US"/>
         </w:rPr>
-        <w:t>Il Sig.</w:t>
+        <w:t xml:space="preserve">Il </w:t>
+      </w:r>
+      <w:proofErr w:type="gramStart"/>
+      <w:r>
+        <w:rPr>
+          <w:rFonts w:ascii="Calibri" w:hAnsi="Calibri" w:cs="Calibri"/>
+          <w:sz w:val="22"/>
+          <w:szCs w:val="22"/>
+          <w:lang w:eastAsia="en-US"/>
+        </w:rPr>
+        <w:t>Sig.</w:t>
+      </w:r>
+      <w:r>
+        <w:rPr>
+          <w:rFonts w:ascii="Calibri" w:hAnsi="Calibri" w:cs="Calibri"/>
+          <w:sz w:val="22"/>
+          <w:szCs w:val="22"/>
+          <w:lang w:eastAsia="en-US"/>
+        </w:rPr>
+        <w:t>{</w:t>
+      </w:r>
+      <w:proofErr w:type="gramEnd"/>
+      <w:r>
+        <w:rPr>
+          <w:rFonts w:ascii="Calibri" w:hAnsi="Calibri" w:cs="Calibri"/>
+          <w:sz w:val="22"/>
+          <w:szCs w:val="22"/>
+          <w:lang w:eastAsia="en-US"/>
+        </w:rPr>
+        <w:t>{</w:t>
       </w:r>
       <w:r>
         <w:rPr>
@@ -354,6 +423,15 @@
           <w:lang w:eastAsia="en-US"/>
         </w:rPr>
         <w:t>Baggio Roberto</w:t>
+      </w:r>
+      <w:r>
+        <w:rPr>
+          <w:rFonts w:ascii="Calibri" w:hAnsi="Calibri" w:cs="Calibri"/>
+          <w:sz w:val="22"/>
+          <w:szCs w:val="22"/>
+          <w:lang w:eastAsia="en-US"/>
+        </w:rPr>
+        <w:t>}}</w:t>
       </w:r>
       <w:r>
         <w:rPr>
@@ -470,10 +548,28 @@
           <w:rFonts w:ascii="Calibri" w:hAnsi="Calibri" w:cs="Calibri"/>
           <w:sz w:val="22"/>
           <w:szCs w:val="22"/>
+          <w:lang w:eastAsia="en-US"/>
+        </w:rPr>
+        <w:t>{{</w:t>
+      </w:r>
+      <w:r>
+        <w:rPr>
+          <w:rFonts w:ascii="Calibri" w:hAnsi="Calibri" w:cs="Calibri"/>
+          <w:sz w:val="22"/>
+          <w:szCs w:val="22"/>
           <w:highlight w:val="yellow"/>
           <w:lang w:eastAsia="en-US"/>
         </w:rPr>
         <w:t>Progettista CAD e Sopralluoghi</w:t>
+      </w:r>
+      <w:r>
+        <w:rPr>
+          <w:rFonts w:ascii="Calibri" w:hAnsi="Calibri" w:cs="Calibri"/>
+          <w:sz w:val="22"/>
+          <w:szCs w:val="22"/>
+          <w:lang w:eastAsia="en-US"/>
+        </w:rPr>
+        <w:t>}}</w:t>
       </w:r>
       <w:r>
         <w:rPr>
@@ -639,7 +735,37 @@
           <w:szCs w:val="22"/>
           <w:lang w:eastAsia="en-US"/>
         </w:rPr>
-        <w:t>Il committente prende atto che il collaboratore ha dichiarato di non essere iscritto a nessun albo professionale e che non ha obblighi di iscrizione a gestioni o casse previdenziali e che, pertanto, egli provvederà ad inoltrare alla competente sede INPS "Domanda di iscrizione alla gestione separata" di cui all'art.2 comma 26 della legge 8/08/1995 n.335. Sarà pertanto suo obbligo comunicare tempestivamente alla Società qualunque variazione di tale stato di fatto. A seguito di quanto dichiarato dal collaboratore, sarà cura del committente versare il contributo di cui alla Legge 335/95 e rilasciare, nei termini previsti dalla legge, le relative certificazioni. Il committente provvederà all'iscrizione all'INAIL, ai sensi dell'art.5 del D.Lgs. 23/02/2000 n.38. Resta fin d'ora inteso che il premio dovuto sarà a carico del collaboratore per un terzo e per due terzi a carico del committente, con la precisazione che, in caso di risoluzione del contratto, il committente calcolerà il premio dovuto, trattenendo la quota a carico del collaboratore.</w:t>
+        <w:t xml:space="preserve">Il committente prende atto che il collaboratore ha dichiarato di non essere iscritto a nessun albo professionale e che non ha obblighi di iscrizione a gestioni o casse previdenziali e che, pertanto, egli provvederà ad inoltrare alla competente sede INPS "Domanda di iscrizione alla gestione separata" di cui all'art.2 comma 26 della legge 8/08/1995 n.335. Sarà pertanto suo obbligo comunicare tempestivamente alla Società qualunque variazione di tale stato di fatto. A seguito di quanto dichiarato dal collaboratore, sarà cura del committente versare il contributo di cui alla Legge 335/95 e rilasciare, nei termini previsti dalla legge, le relative certificazioni. Il committente provvederà all'iscrizione all'INAIL, ai sensi dell'art.5 del </w:t>
+      </w:r>
+      <w:proofErr w:type="spellStart"/>
+      <w:r>
+        <w:rPr>
+          <w:rFonts w:ascii="Calibri" w:hAnsi="Calibri" w:cs="Calibri"/>
+          <w:sz w:val="22"/>
+          <w:szCs w:val="22"/>
+          <w:lang w:eastAsia="en-US"/>
+        </w:rPr>
+        <w:t>D.Lgs.</w:t>
+      </w:r>
+      <w:proofErr w:type="spellEnd"/>
+      <w:r>
+        <w:rPr>
+          <w:rFonts w:ascii="Calibri" w:hAnsi="Calibri" w:cs="Calibri"/>
+          <w:sz w:val="22"/>
+          <w:szCs w:val="22"/>
+          <w:lang w:eastAsia="en-US"/>
+        </w:rPr>
+        <w:t xml:space="preserve"> 23/02/2000 n.38. Resta fin d'ora inteso che il premio dovuto sarà a carico del collaboratore per un </w:t>
+      </w:r>
+      <w:r>
+        <w:rPr>
+          <w:rFonts w:ascii="Calibri" w:hAnsi="Calibri" w:cs="Calibri"/>
+          <w:sz w:val="22"/>
+          <w:szCs w:val="22"/>
+          <w:lang w:eastAsia="en-US"/>
+        </w:rPr>
+        <w:lastRenderedPageBreak/>
+        <w:t>terzo e per due terzi a carico del committente, con la precisazione che, in caso di risoluzione del contratto, il committente calcolerà il premio dovuto, trattenendo la quota a carico del collaboratore.</w:t>
       </w:r>
     </w:p>
     <w:p>
@@ -718,7 +844,47 @@
           <w:szCs w:val="22"/>
           <w:lang w:eastAsia="en-US"/>
         </w:rPr>
-        <w:t>le parti intendono procedere alla sottoscrizione di un contratto di collaborazione coordinata e continuativa con autonoma organizzazione dell’attività lavorativa da parte del collaboratore, in attuazione dei principi di cui all’articolo 409 n. 3) c.p.c dell’articolo 2, D.Lgs. n. 81/2015 essendo espressa e determinante volontà delle parti, ed interesse del Collaboratore, escludere che le modalità di esecuzione delle prestazioni lavorative del medesimo, pur nell’ambito di una collaborazione a carattere coordinato e continuativo, siano organizzate dal Committente.</w:t>
+        <w:t xml:space="preserve">le parti intendono procedere alla sottoscrizione di un contratto di collaborazione coordinata e continuativa con autonoma organizzazione dell’attività lavorativa da parte del collaboratore, in attuazione dei principi di cui all’articolo 409 n. 3) </w:t>
+      </w:r>
+      <w:proofErr w:type="spellStart"/>
+      <w:r>
+        <w:rPr>
+          <w:rFonts w:ascii="Calibri" w:hAnsi="Calibri" w:cs="Calibri"/>
+          <w:sz w:val="22"/>
+          <w:szCs w:val="22"/>
+          <w:lang w:eastAsia="en-US"/>
+        </w:rPr>
+        <w:t>c.p.c</w:t>
+      </w:r>
+      <w:proofErr w:type="spellEnd"/>
+      <w:r>
+        <w:rPr>
+          <w:rFonts w:ascii="Calibri" w:hAnsi="Calibri" w:cs="Calibri"/>
+          <w:sz w:val="22"/>
+          <w:szCs w:val="22"/>
+          <w:lang w:eastAsia="en-US"/>
+        </w:rPr>
+        <w:t xml:space="preserve"> dell’articolo 2, </w:t>
+      </w:r>
+      <w:proofErr w:type="spellStart"/>
+      <w:r>
+        <w:rPr>
+          <w:rFonts w:ascii="Calibri" w:hAnsi="Calibri" w:cs="Calibri"/>
+          <w:sz w:val="22"/>
+          <w:szCs w:val="22"/>
+          <w:lang w:eastAsia="en-US"/>
+        </w:rPr>
+        <w:t>D.Lgs.</w:t>
+      </w:r>
+      <w:proofErr w:type="spellEnd"/>
+      <w:r>
+        <w:rPr>
+          <w:rFonts w:ascii="Calibri" w:hAnsi="Calibri" w:cs="Calibri"/>
+          <w:sz w:val="22"/>
+          <w:szCs w:val="22"/>
+          <w:lang w:eastAsia="en-US"/>
+        </w:rPr>
+        <w:t xml:space="preserve"> n. 81/2015 essendo espressa e determinante volontà delle parti, ed interesse del Collaboratore, escludere che le modalità di esecuzione delle prestazioni lavorative del medesimo, pur nell’ambito di una collaborazione a carattere coordinato e continuativo, siano organizzate dal Committente.</w:t>
       </w:r>
     </w:p>
     <w:p>
@@ -876,10 +1042,28 @@
           <w:rFonts w:ascii="Calibri" w:hAnsi="Calibri" w:cs="Calibri"/>
           <w:sz w:val="22"/>
           <w:szCs w:val="22"/>
+          <w:lang w:eastAsia="en-US"/>
+        </w:rPr>
+        <w:t>{{</w:t>
+      </w:r>
+      <w:r>
+        <w:rPr>
+          <w:rFonts w:ascii="Calibri" w:hAnsi="Calibri" w:cs="Calibri"/>
+          <w:sz w:val="22"/>
+          <w:szCs w:val="22"/>
           <w:highlight w:val="yellow"/>
           <w:lang w:eastAsia="en-US"/>
         </w:rPr>
         <w:t>Progettista CAD e Sopralluoghi</w:t>
+      </w:r>
+      <w:r>
+        <w:rPr>
+          <w:rFonts w:ascii="Calibri" w:hAnsi="Calibri" w:cs="Calibri"/>
+          <w:sz w:val="22"/>
+          <w:szCs w:val="22"/>
+          <w:lang w:eastAsia="en-US"/>
+        </w:rPr>
+        <w:t>}}</w:t>
       </w:r>
       <w:r>
         <w:rPr>
@@ -985,10 +1169,28 @@
           <w:rFonts w:ascii="Calibri" w:hAnsi="Calibri" w:cs="Calibri"/>
           <w:sz w:val="22"/>
           <w:szCs w:val="22"/>
+          <w:lang w:eastAsia="en-US"/>
+        </w:rPr>
+        <w:t>{{</w:t>
+      </w:r>
+      <w:r>
+        <w:rPr>
+          <w:rFonts w:ascii="Calibri" w:hAnsi="Calibri" w:cs="Calibri"/>
+          <w:sz w:val="22"/>
+          <w:szCs w:val="22"/>
           <w:highlight w:val="yellow"/>
           <w:lang w:eastAsia="en-US"/>
         </w:rPr>
         <w:t>17/04/2026</w:t>
+      </w:r>
+      <w:r>
+        <w:rPr>
+          <w:rFonts w:ascii="Calibri" w:hAnsi="Calibri" w:cs="Calibri"/>
+          <w:sz w:val="22"/>
+          <w:szCs w:val="22"/>
+          <w:lang w:eastAsia="en-US"/>
+        </w:rPr>
+        <w:t>}}</w:t>
       </w:r>
       <w:r>
         <w:rPr>
@@ -1013,10 +1215,28 @@
           <w:rFonts w:ascii="Calibri" w:hAnsi="Calibri" w:cs="Calibri"/>
           <w:sz w:val="22"/>
           <w:szCs w:val="22"/>
+          <w:lang w:eastAsia="en-US"/>
+        </w:rPr>
+        <w:t>{{</w:t>
+      </w:r>
+      <w:r>
+        <w:rPr>
+          <w:rFonts w:ascii="Calibri" w:hAnsi="Calibri" w:cs="Calibri"/>
+          <w:sz w:val="22"/>
+          <w:szCs w:val="22"/>
           <w:highlight w:val="yellow"/>
           <w:lang w:eastAsia="en-US"/>
         </w:rPr>
         <w:t>31/12/2026</w:t>
+      </w:r>
+      <w:r>
+        <w:rPr>
+          <w:rFonts w:ascii="Calibri" w:hAnsi="Calibri" w:cs="Calibri"/>
+          <w:sz w:val="22"/>
+          <w:szCs w:val="22"/>
+          <w:lang w:eastAsia="en-US"/>
+        </w:rPr>
+        <w:t>}}</w:t>
       </w:r>
       <w:r>
         <w:rPr>
@@ -1332,6 +1552,7 @@
           <w:szCs w:val="22"/>
           <w:lang w:eastAsia="en-US"/>
         </w:rPr>
+        <w:lastRenderedPageBreak/>
         <w:t>Il Collaboratore si obbliga ad eseguire quanto previsto dal presente contratto, a favore della Committente, senza vincolo di esclusiva, nel rispetto dei criteri di cor</w:t>
       </w:r>
       <w:r>
@@ -1586,7 +1807,27 @@
           <w:szCs w:val="22"/>
           <w:lang w:eastAsia="en-US"/>
         </w:rPr>
-        <w:t>c) il caso in cui la diversa e ulteriore attività lavorativa sia in conflitto d’interessi con lo svolgimento della presente collaborazione, e/o possa comportare pregiudizio alla tutela di segreti aziendali e del know how della Committente, e/o favorire imprese concorrenti o danneggiare la posizione sul mercato della Committente.</w:t>
+        <w:t xml:space="preserve">c) il caso in cui la diversa e ulteriore attività lavorativa sia in conflitto d’interessi con lo svolgimento della presente collaborazione, e/o possa comportare pregiudizio alla tutela di segreti aziendali e del know </w:t>
+      </w:r>
+      <w:proofErr w:type="spellStart"/>
+      <w:r>
+        <w:rPr>
+          <w:rFonts w:ascii="Calibri" w:hAnsi="Calibri" w:cs="Calibri"/>
+          <w:sz w:val="22"/>
+          <w:szCs w:val="22"/>
+          <w:lang w:eastAsia="en-US"/>
+        </w:rPr>
+        <w:t>how</w:t>
+      </w:r>
+      <w:proofErr w:type="spellEnd"/>
+      <w:r>
+        <w:rPr>
+          <w:rFonts w:ascii="Calibri" w:hAnsi="Calibri" w:cs="Calibri"/>
+          <w:sz w:val="22"/>
+          <w:szCs w:val="22"/>
+          <w:lang w:eastAsia="en-US"/>
+        </w:rPr>
+        <w:t xml:space="preserve"> della Committente, e/o favorire imprese concorrenti o danneggiare la posizione sul mercato della Committente.</w:t>
       </w:r>
     </w:p>
     <w:p>
@@ -1668,7 +1909,47 @@
           <w:szCs w:val="22"/>
           <w:lang w:eastAsia="en-US"/>
         </w:rPr>
-        <w:t>Si dà atto che alla data di instaurazione del presente rapporto di collaborazione tali limitazioni non sono esistenti; il Collaboratore si impegna a comunicare tempestivamente ogni variazione successiva che possa determinare il pericolo di insorgenza di una situazione di conflitto d’interessi o comunque di possibile pregiudizio alla tutela dei segreti aziendali e del know how della Committente.</w:t>
+        <w:t xml:space="preserve">Si dà atto che alla data di instaurazione del presente rapporto di collaborazione tali limitazioni non sono esistenti; il Collaboratore si impegna a comunicare tempestivamente ogni variazione successiva che possa determinare il pericolo di insorgenza di una situazione di conflitto d’interessi o comunque di </w:t>
+      </w:r>
+      <w:proofErr w:type="spellStart"/>
+      <w:r>
+        <w:rPr>
+          <w:rFonts w:ascii="Calibri" w:hAnsi="Calibri" w:cs="Calibri"/>
+          <w:sz w:val="22"/>
+          <w:szCs w:val="22"/>
+          <w:lang w:eastAsia="en-US"/>
+        </w:rPr>
+        <w:t>possibile</w:t>
+      </w:r>
+      <w:proofErr w:type="spellEnd"/>
+      <w:r>
+        <w:rPr>
+          <w:rFonts w:ascii="Calibri" w:hAnsi="Calibri" w:cs="Calibri"/>
+          <w:sz w:val="22"/>
+          <w:szCs w:val="22"/>
+          <w:lang w:eastAsia="en-US"/>
+        </w:rPr>
+        <w:t xml:space="preserve"> pregiudizio alla tutela dei segreti aziendali e del know </w:t>
+      </w:r>
+      <w:proofErr w:type="spellStart"/>
+      <w:r>
+        <w:rPr>
+          <w:rFonts w:ascii="Calibri" w:hAnsi="Calibri" w:cs="Calibri"/>
+          <w:sz w:val="22"/>
+          <w:szCs w:val="22"/>
+          <w:lang w:eastAsia="en-US"/>
+        </w:rPr>
+        <w:t>how</w:t>
+      </w:r>
+      <w:proofErr w:type="spellEnd"/>
+      <w:r>
+        <w:rPr>
+          <w:rFonts w:ascii="Calibri" w:hAnsi="Calibri" w:cs="Calibri"/>
+          <w:sz w:val="22"/>
+          <w:szCs w:val="22"/>
+          <w:lang w:eastAsia="en-US"/>
+        </w:rPr>
+        <w:t xml:space="preserve"> della Committente.</w:t>
       </w:r>
     </w:p>
     <w:p>
@@ -1950,6 +2231,15 @@
           <w:rFonts w:ascii="Calibri" w:hAnsi="Calibri" w:cs="Calibri"/>
           <w:sz w:val="22"/>
           <w:szCs w:val="22"/>
+          <w:lang w:eastAsia="en-US"/>
+        </w:rPr>
+        <w:t>{{</w:t>
+      </w:r>
+      <w:r>
+        <w:rPr>
+          <w:rFonts w:ascii="Calibri" w:hAnsi="Calibri" w:cs="Calibri"/>
+          <w:sz w:val="22"/>
+          <w:szCs w:val="22"/>
           <w:highlight w:val="yellow"/>
           <w:lang w:eastAsia="en-US"/>
         </w:rPr>
@@ -1972,6 +2262,15 @@
           <w:szCs w:val="22"/>
           <w:lang w:eastAsia="en-US"/>
         </w:rPr>
+        <w:t>}}</w:t>
+      </w:r>
+      <w:r>
+        <w:rPr>
+          <w:rFonts w:ascii="Calibri" w:hAnsi="Calibri" w:cs="Calibri"/>
+          <w:sz w:val="22"/>
+          <w:szCs w:val="22"/>
+          <w:lang w:eastAsia="en-US"/>
+        </w:rPr>
         <w:t xml:space="preserve">; tale compenso sarà erogato entro il giorno 10 del mese successivo, sull’IBAN comunicato dal Collaboratore. </w:t>
       </w:r>
       <w:r>
@@ -1979,10 +2278,28 @@
           <w:rFonts w:ascii="Calibri" w:hAnsi="Calibri" w:cs="Calibri"/>
           <w:sz w:val="22"/>
           <w:szCs w:val="22"/>
+          <w:lang w:eastAsia="en-US"/>
+        </w:rPr>
+        <w:t>{{</w:t>
+      </w:r>
+      <w:r>
+        <w:rPr>
+          <w:rFonts w:ascii="Calibri" w:hAnsi="Calibri" w:cs="Calibri"/>
+          <w:sz w:val="22"/>
+          <w:szCs w:val="22"/>
           <w:highlight w:val="yellow"/>
           <w:lang w:eastAsia="en-US"/>
         </w:rPr>
         <w:t>Al compenso pattuito si aggiungono 5 euro netto/ giorno di operatività</w:t>
+      </w:r>
+      <w:r>
+        <w:rPr>
+          <w:rFonts w:ascii="Calibri" w:hAnsi="Calibri" w:cs="Calibri"/>
+          <w:sz w:val="22"/>
+          <w:szCs w:val="22"/>
+          <w:lang w:eastAsia="en-US"/>
+        </w:rPr>
+        <w:t>}}</w:t>
       </w:r>
       <w:r>
         <w:rPr>
@@ -2037,6 +2354,7 @@
           <w:szCs w:val="22"/>
           <w:lang w:eastAsia="en-US"/>
         </w:rPr>
+        <w:lastRenderedPageBreak/>
         <w:t xml:space="preserve">L’impedimento per ragioni di salute a prestare l’attività già programmata in base all’autonoma organizzazione del Collaboratore ovvero di comune accordo tra le parti, dovrà essere comunicata dal Collaboratore con ragionevole e congruo preavviso, tenuto conto dell’affidamento della Committente circa l’esecuzione della prestazione che risulterà invece differita in ragione della sopravvenuta malattia. Durante la malattia il collaboratore può farsi sostituire da persona di sua fiducia, previa comunicazione scritta alla Committente. In mancanza, il Committente potrà sostituire con persona di sua fiducia il Collaboratore per il periodo di malattia. </w:t>
       </w:r>
       <w:r>
@@ -2333,7 +2651,27 @@
           <w:lang w:eastAsia="en-US"/>
         </w:rPr>
         <w:softHyphen/>
-        <w:t xml:space="preserve">za sul lavoro, con particolare riferimento agli adempimenti previsti dall’art. 7 del D.Lgs. n. 81 del 2008 e successive modifiche ed integrazioni. Il Collaboratore ha </w:t>
+        <w:t xml:space="preserve">za sul lavoro, con particolare riferimento agli adempimenti previsti dall’art. 7 del </w:t>
+      </w:r>
+      <w:proofErr w:type="spellStart"/>
+      <w:r>
+        <w:rPr>
+          <w:rFonts w:ascii="Calibri" w:hAnsi="Calibri" w:cs="Calibri"/>
+          <w:sz w:val="22"/>
+          <w:szCs w:val="22"/>
+          <w:lang w:eastAsia="en-US"/>
+        </w:rPr>
+        <w:t>D.Lgs.</w:t>
+      </w:r>
+      <w:proofErr w:type="spellEnd"/>
+      <w:r>
+        <w:rPr>
+          <w:rFonts w:ascii="Calibri" w:hAnsi="Calibri" w:cs="Calibri"/>
+          <w:sz w:val="22"/>
+          <w:szCs w:val="22"/>
+          <w:lang w:eastAsia="en-US"/>
+        </w:rPr>
+        <w:t xml:space="preserve"> n. 81 del 2008 e successive modifiche ed integrazioni. Il Collaboratore ha </w:t>
       </w:r>
       <w:r>
         <w:rPr>
@@ -2483,6 +2821,7 @@
           <w:szCs w:val="22"/>
           <w:lang w:eastAsia="en-US"/>
         </w:rPr>
+        <w:lastRenderedPageBreak/>
         <w:t>che è vietato il recesso del Committente conseguente all’esercizio dei diritti previsti dal d. lgs. 104/22 e dal d. lgs 152/97.</w:t>
       </w:r>
     </w:p>
@@ -2582,7 +2921,27 @@
           <w:szCs w:val="22"/>
           <w:lang w:eastAsia="en-US"/>
         </w:rPr>
-        <w:t>Il Collaboratore si impegna a concedere, con separato atto scritto, il suo consenso per il trattamento dei dati personali di cui al D.Lgs. n. 196/2003 e al successivo GDPR 2016.</w:t>
+        <w:t xml:space="preserve">Il Collaboratore si impegna a concedere, con separato atto scritto, il suo consenso per il trattamento dei dati personali di cui al </w:t>
+      </w:r>
+      <w:proofErr w:type="spellStart"/>
+      <w:r>
+        <w:rPr>
+          <w:rFonts w:ascii="Calibri" w:hAnsi="Calibri" w:cs="Calibri"/>
+          <w:sz w:val="22"/>
+          <w:szCs w:val="22"/>
+          <w:lang w:eastAsia="en-US"/>
+        </w:rPr>
+        <w:t>D.Lgs.</w:t>
+      </w:r>
+      <w:proofErr w:type="spellEnd"/>
+      <w:r>
+        <w:rPr>
+          <w:rFonts w:ascii="Calibri" w:hAnsi="Calibri" w:cs="Calibri"/>
+          <w:sz w:val="22"/>
+          <w:szCs w:val="22"/>
+          <w:lang w:eastAsia="en-US"/>
+        </w:rPr>
+        <w:t xml:space="preserve"> n. 196/2003 e al successivo GDPR 2016.</w:t>
       </w:r>
     </w:p>
     <w:p>
@@ -2764,10 +3123,28 @@
           <w:rFonts w:ascii="Calibri" w:hAnsi="Calibri" w:cs="Calibri"/>
           <w:sz w:val="22"/>
           <w:szCs w:val="22"/>
+          <w:lang w:eastAsia="en-US"/>
+        </w:rPr>
+        <w:t>{{</w:t>
+      </w:r>
+      <w:r>
+        <w:rPr>
+          <w:rFonts w:ascii="Calibri" w:hAnsi="Calibri" w:cs="Calibri"/>
+          <w:sz w:val="22"/>
+          <w:szCs w:val="22"/>
           <w:highlight w:val="yellow"/>
           <w:lang w:eastAsia="en-US"/>
         </w:rPr>
         <w:t>Milano, 13/04/2026</w:t>
+      </w:r>
+      <w:r>
+        <w:rPr>
+          <w:rFonts w:ascii="Calibri" w:hAnsi="Calibri" w:cs="Calibri"/>
+          <w:sz w:val="22"/>
+          <w:szCs w:val="22"/>
+          <w:lang w:eastAsia="en-US"/>
+        </w:rPr>
+        <w:t>}}</w:t>
       </w:r>
     </w:p>
     <w:p>
@@ -2805,7 +3182,7 @@
           <w:szCs w:val="22"/>
           <w:lang w:eastAsia="it-IT"/>
         </w:rPr>
-        <w:pict>
+        <w:pict w14:anchorId="508B2EA0">
           <v:shapetype id="_x0000_t75" coordsize="21600,21600" o:spt="75" o:preferrelative="t" path="m@4@5l@4@11@9@11@9@5xe" filled="f" stroked="f">
             <v:stroke joinstyle="miter"/>
             <v:formulas>
@@ -3036,7 +3413,27 @@
           <w:szCs w:val="22"/>
           <w:lang w:eastAsia="en-US"/>
         </w:rPr>
-        <w:t>13) adempimenti ai sensi del D.Lgs. n° 81/08;</w:t>
+        <w:t xml:space="preserve">13) adempimenti ai sensi del </w:t>
+      </w:r>
+      <w:proofErr w:type="spellStart"/>
+      <w:r>
+        <w:rPr>
+          <w:rFonts w:ascii="Calibri" w:hAnsi="Calibri" w:cs="Calibri"/>
+          <w:sz w:val="22"/>
+          <w:szCs w:val="22"/>
+          <w:lang w:eastAsia="en-US"/>
+        </w:rPr>
+        <w:t>D.Lgs.</w:t>
+      </w:r>
+      <w:proofErr w:type="spellEnd"/>
+      <w:r>
+        <w:rPr>
+          <w:rFonts w:ascii="Calibri" w:hAnsi="Calibri" w:cs="Calibri"/>
+          <w:sz w:val="22"/>
+          <w:szCs w:val="22"/>
+          <w:lang w:eastAsia="en-US"/>
+        </w:rPr>
+        <w:t xml:space="preserve"> n° 81/08;</w:t>
       </w:r>
     </w:p>
     <w:p>
@@ -3103,7 +3500,7 @@
 </file>
 
 <file path=word/endnotes.xml><?xml version="1.0" encoding="utf-8"?>
-<w:endnotes xmlns:wpc="http://schemas.microsoft.com/office/word/2010/wordprocessingCanvas" xmlns:cx="http://schemas.microsoft.com/office/drawing/2014/chartex" xmlns:cx1="http://schemas.microsoft.com/office/drawing/2015/9/8/chartex" xmlns:cx2="http://schemas.microsoft.com/office/drawing/2015/10/21/chartex" xmlns:cx3="http://schemas.microsoft.com/office/drawing/2016/5/9/chartex" xmlns:cx4="http://schemas.microsoft.com/office/drawing/2016/5/10/chartex" xmlns:cx5="http://schemas.microsoft.com/office/drawing/2016/5/11/chartex" xmlns:cx6="http://schemas.microsoft.com/office/drawing/2016/5/12/chartex" xmlns:cx7="http://schemas.microsoft.com/office/drawing/2016/5/13/chartex" xmlns:cx8="http://schemas.microsoft.com/office/drawing/2016/5/14/chartex" xmlns:mc="http://schemas.openxmlformats.org/markup-compatibility/2006" xmlns:aink="http://schemas.microsoft.com/office/drawing/2016/ink" xmlns:am3d="http://schemas.microsoft.com/office/drawing/2017/model3d" xmlns:o="urn:schemas-microsoft-com:office:office" xmlns:r="http://schemas.openxmlformats.org/officeDocument/2006/relationships" xmlns:m="http://schemas.openxmlformats.org/officeDocument/2006/math" xmlns:v="urn:schemas-microsoft-com:vml" xmlns:wp14="http://schemas.microsoft.com/office/word/2010/wordprocessingDrawing" xmlns:wp="http://schemas.openxmlformats.org/drawingml/2006/wordprocessingDrawing" xmlns:w10="urn:schemas-microsoft-com:office:word" xmlns:w="http://schemas.openxmlformats.org/wordprocessingml/2006/main" xmlns:w14="http://schemas.microsoft.com/office/word/2010/wordml" xmlns:w15="http://schemas.microsoft.com/office/word/2012/wordml" xmlns:w16cex="http://schemas.microsoft.com/office/word/2018/wordml/cex" xmlns:w16cid="http://schemas.microsoft.com/office/word/2016/wordml/cid" xmlns:w16="http://schemas.microsoft.com/office/word/2018/wordml" xmlns:w16sdtdh="http://schemas.microsoft.com/office/word/2020/wordml/sdtdatahash" xmlns:w16se="http://schemas.microsoft.com/office/word/2015/wordml/symex" xmlns:wpg="http://schemas.microsoft.com/office/word/2010/wordprocessingGroup" xmlns:wpi="http://schemas.microsoft.com/office/word/2010/wordprocessingInk" xmlns:wne="http://schemas.microsoft.com/office/word/2006/wordml" xmlns:wps="http://schemas.microsoft.com/office/word/2010/wordprocessingShape" mc:Ignorable="w14 w15 w16se w16cid w16 w16cex w16sdtdh wp14">
+<w:endnotes xmlns:wpc="http://schemas.microsoft.com/office/word/2010/wordprocessingCanvas" xmlns:cx="http://schemas.microsoft.com/office/drawing/2014/chartex" xmlns:cx1="http://schemas.microsoft.com/office/drawing/2015/9/8/chartex" xmlns:cx2="http://schemas.microsoft.com/office/drawing/2015/10/21/chartex" xmlns:cx3="http://schemas.microsoft.com/office/drawing/2016/5/9/chartex" xmlns:cx4="http://schemas.microsoft.com/office/drawing/2016/5/10/chartex" xmlns:cx5="http://schemas.microsoft.com/office/drawing/2016/5/11/chartex" xmlns:cx6="http://schemas.microsoft.com/office/drawing/2016/5/12/chartex" xmlns:cx7="http://schemas.microsoft.com/office/drawing/2016/5/13/chartex" xmlns:cx8="http://schemas.microsoft.com/office/drawing/2016/5/14/chartex" xmlns:mc="http://schemas.openxmlformats.org/markup-compatibility/2006" xmlns:aink="http://schemas.microsoft.com/office/drawing/2016/ink" xmlns:am3d="http://schemas.microsoft.com/office/drawing/2017/model3d" xmlns:o="urn:schemas-microsoft-com:office:office" xmlns:oel="http://schemas.microsoft.com/office/2019/extlst" xmlns:r="http://schemas.openxmlformats.org/officeDocument/2006/relationships" xmlns:m="http://schemas.openxmlformats.org/officeDocument/2006/math" xmlns:v="urn:schemas-microsoft-com:vml" xmlns:wp14="http://schemas.microsoft.com/office/word/2010/wordprocessingDrawing" xmlns:wp="http://schemas.openxmlformats.org/drawingml/2006/wordprocessingDrawing" xmlns:w10="urn:schemas-microsoft-com:office:word" xmlns:w="http://schemas.openxmlformats.org/wordprocessingml/2006/main" xmlns:w14="http://schemas.microsoft.com/office/word/2010/wordml" xmlns:w15="http://schemas.microsoft.com/office/word/2012/wordml" xmlns:w16cex="http://schemas.microsoft.com/office/word/2018/wordml/cex" xmlns:w16cid="http://schemas.microsoft.com/office/word/2016/wordml/cid" xmlns:w16="http://schemas.microsoft.com/office/word/2018/wordml" xmlns:w16du="http://schemas.microsoft.com/office/word/2023/wordml/word16du" xmlns:w16sdtdh="http://schemas.microsoft.com/office/word/2020/wordml/sdtdatahash" xmlns:w16sdtfl="http://schemas.microsoft.com/office/word/2024/wordml/sdtformatlock" xmlns:w16se="http://schemas.microsoft.com/office/word/2015/wordml/symex" xmlns:wpg="http://schemas.microsoft.com/office/word/2010/wordprocessingGroup" xmlns:wpi="http://schemas.microsoft.com/office/word/2010/wordprocessingInk" xmlns:wne="http://schemas.microsoft.com/office/word/2006/wordml" xmlns:wps="http://schemas.microsoft.com/office/word/2010/wordprocessingShape" mc:Ignorable="w14 w15 w16se w16cid w16 w16cex w16sdtdh w16sdtfl w16du wp14">
   <w:endnote w:type="separator" w:id="-1">
     <w:p>
       <w:r>
@@ -3122,10 +3519,10 @@
 </file>
 
 <file path=word/footer1.xml><?xml version="1.0" encoding="utf-8"?>
-<w:ftr xmlns:wpc="http://schemas.microsoft.com/office/word/2010/wordprocessingCanvas" xmlns:cx="http://schemas.microsoft.com/office/drawing/2014/chartex" xmlns:cx1="http://schemas.microsoft.com/office/drawing/2015/9/8/chartex" xmlns:cx2="http://schemas.microsoft.com/office/drawing/2015/10/21/chartex" xmlns:cx3="http://schemas.microsoft.com/office/drawing/2016/5/9/chartex" xmlns:cx4="http://schemas.microsoft.com/office/drawing/2016/5/10/chartex" xmlns:cx5="http://schemas.microsoft.com/office/drawing/2016/5/11/chartex" xmlns:cx6="http://schemas.microsoft.com/office/drawing/2016/5/12/chartex" xmlns:cx7="http://schemas.microsoft.com/office/drawing/2016/5/13/chartex" xmlns:cx8="http://schemas.microsoft.com/office/drawing/2016/5/14/chartex" xmlns:mc="http://schemas.openxmlformats.org/markup-compatibility/2006" xmlns:aink="http://schemas.microsoft.com/office/drawing/2016/ink" xmlns:am3d="http://schemas.microsoft.com/office/drawing/2017/model3d" xmlns:o="urn:schemas-microsoft-com:office:office" xmlns:r="http://schemas.openxmlformats.org/officeDocument/2006/relationships" xmlns:m="http://schemas.openxmlformats.org/officeDocument/2006/math" xmlns:v="urn:schemas-microsoft-com:vml" xmlns:wp14="http://schemas.microsoft.com/office/word/2010/wordprocessingDrawing" xmlns:wp="http://schemas.openxmlformats.org/drawingml/2006/wordprocessingDrawing" xmlns:w10="urn:schemas-microsoft-com:office:word" xmlns:w="http://schemas.openxmlformats.org/wordprocessingml/2006/main" xmlns:w14="http://schemas.microsoft.com/office/word/2010/wordml" xmlns:w15="http://schemas.microsoft.com/office/word/2012/wordml" xmlns:w16cex="http://schemas.microsoft.com/office/word/2018/wordml/cex" xmlns:w16cid="http://schemas.microsoft.com/office/word/2016/wordml/cid" xmlns:w16="http://schemas.microsoft.com/office/word/2018/wordml" xmlns:w16sdtdh="http://schemas.microsoft.com/office/word/2020/wordml/sdtdatahash" xmlns:w16se="http://schemas.microsoft.com/office/word/2015/wordml/symex" xmlns:wpg="http://schemas.microsoft.com/office/word/2010/wordprocessingGroup" xmlns:wpi="http://schemas.microsoft.com/office/word/2010/wordprocessingInk" xmlns:wne="http://schemas.microsoft.com/office/word/2006/wordml" xmlns:wps="http://schemas.microsoft.com/office/word/2010/wordprocessingShape" mc:Ignorable="w14 w15 w16se w16cid w16 w16cex w16sdtdh wp14">
+<w:ftr xmlns:wpc="http://schemas.microsoft.com/office/word/2010/wordprocessingCanvas" xmlns:cx="http://schemas.microsoft.com/office/drawing/2014/chartex" xmlns:cx1="http://schemas.microsoft.com/office/drawing/2015/9/8/chartex" xmlns:cx2="http://schemas.microsoft.com/office/drawing/2015/10/21/chartex" xmlns:cx3="http://schemas.microsoft.com/office/drawing/2016/5/9/chartex" xmlns:cx4="http://schemas.microsoft.com/office/drawing/2016/5/10/chartex" xmlns:cx5="http://schemas.microsoft.com/office/drawing/2016/5/11/chartex" xmlns:cx6="http://schemas.microsoft.com/office/drawing/2016/5/12/chartex" xmlns:cx7="http://schemas.microsoft.com/office/drawing/2016/5/13/chartex" xmlns:cx8="http://schemas.microsoft.com/office/drawing/2016/5/14/chartex" xmlns:mc="http://schemas.openxmlformats.org/markup-compatibility/2006" xmlns:aink="http://schemas.microsoft.com/office/drawing/2016/ink" xmlns:am3d="http://schemas.microsoft.com/office/drawing/2017/model3d" xmlns:o="urn:schemas-microsoft-com:office:office" xmlns:oel="http://schemas.microsoft.com/office/2019/extlst" xmlns:r="http://schemas.openxmlformats.org/officeDocument/2006/relationships" xmlns:m="http://schemas.openxmlformats.org/officeDocument/2006/math" xmlns:v="urn:schemas-microsoft-com:vml" xmlns:wp14="http://schemas.microsoft.com/office/word/2010/wordprocessingDrawing" xmlns:wp="http://schemas.openxmlformats.org/drawingml/2006/wordprocessingDrawing" xmlns:w10="urn:schemas-microsoft-com:office:word" xmlns:w="http://schemas.openxmlformats.org/wordprocessingml/2006/main" xmlns:w14="http://schemas.microsoft.com/office/word/2010/wordml" xmlns:w15="http://schemas.microsoft.com/office/word/2012/wordml" xmlns:w16cex="http://schemas.microsoft.com/office/word/2018/wordml/cex" xmlns:w16cid="http://schemas.microsoft.com/office/word/2016/wordml/cid" xmlns:w16="http://schemas.microsoft.com/office/word/2018/wordml" xmlns:w16du="http://schemas.microsoft.com/office/word/2023/wordml/word16du" xmlns:w16sdtdh="http://schemas.microsoft.com/office/word/2020/wordml/sdtdatahash" xmlns:w16sdtfl="http://schemas.microsoft.com/office/word/2024/wordml/sdtformatlock" xmlns:w16se="http://schemas.microsoft.com/office/word/2015/wordml/symex" xmlns:wpg="http://schemas.microsoft.com/office/word/2010/wordprocessingGroup" xmlns:wpi="http://schemas.microsoft.com/office/word/2010/wordprocessingInk" xmlns:wne="http://schemas.microsoft.com/office/word/2006/wordml" xmlns:wps="http://schemas.microsoft.com/office/word/2010/wordprocessingShape" mc:Ignorable="w14 w15 w16se w16cid w16 w16cex w16sdtdh w16sdtfl w16du wp14">
   <w:p>
     <w:pPr>
-      <w:pStyle w:val="Footer"/>
+      <w:pStyle w:val="Pidipagina"/>
       <w:jc w:val="center"/>
       <w:rPr>
         <w:color w:val="808080"/>
@@ -3134,7 +3531,7 @@
       </w:rPr>
     </w:pPr>
     <w:r>
-      <w:pict>
+      <w:pict w14:anchorId="5868DC41">
         <v:line id="Forma2" o:spid="_x0000_s1026" style="position:absolute;left:0;text-align:left;z-index:-251658752" from="13.05pt,6.05pt" to="479.55pt,6.05pt" o:allowincell="f" strokecolor="blue" strokeweight=".26mm">
           <v:stroke color2="yellow" joinstyle="miter"/>
         </v:line>
@@ -3165,7 +3562,7 @@
         </w:tcPr>
         <w:p>
           <w:pPr>
-            <w:pStyle w:val="Footer"/>
+            <w:pStyle w:val="Pidipagina"/>
             <w:snapToGrid w:val="0"/>
             <w:ind w:right="701"/>
             <w:rPr>
@@ -3175,7 +3572,7 @@
         </w:p>
         <w:p>
           <w:pPr>
-            <w:pStyle w:val="Footer"/>
+            <w:pStyle w:val="Pidipagina"/>
             <w:rPr>
               <w:rFonts w:cs="Arial"/>
               <w:b/>
@@ -3189,7 +3586,7 @@
         </w:p>
         <w:p>
           <w:pPr>
-            <w:pStyle w:val="Footer"/>
+            <w:pStyle w:val="Pidipagina"/>
             <w:rPr>
               <w:rFonts w:cs="Arial"/>
               <w:b/>
@@ -3203,7 +3600,7 @@
         </w:p>
         <w:p>
           <w:pPr>
-            <w:pStyle w:val="Footer"/>
+            <w:pStyle w:val="Pidipagina"/>
             <w:rPr>
               <w:rFonts w:cs="Arial"/>
               <w:b/>
@@ -3217,7 +3614,7 @@
         </w:p>
         <w:p>
           <w:pPr>
-            <w:pStyle w:val="Footer"/>
+            <w:pStyle w:val="Pidipagina"/>
             <w:rPr>
               <w:rFonts w:cs="Arial"/>
               <w:b/>
@@ -3238,12 +3635,38 @@
               <w:szCs w:val="14"/>
               <w:lang w:val="en-GB"/>
             </w:rPr>
-            <w:t xml:space="preserve">HQ Engineering S.r.l. </w:t>
+            <w:t xml:space="preserve">HQ Engineering </w:t>
+          </w:r>
+          <w:proofErr w:type="spellStart"/>
+          <w:r>
+            <w:rPr>
+              <w:rFonts w:cs="Arial"/>
+              <w:b/>
+              <w:smallCaps/>
+              <w:color w:val="365F91"/>
+              <w:sz w:val="18"/>
+              <w:szCs w:val="14"/>
+              <w:lang w:val="en-GB"/>
+            </w:rPr>
+            <w:t>S.r.l</w:t>
+          </w:r>
+          <w:proofErr w:type="spellEnd"/>
+          <w:r>
+            <w:rPr>
+              <w:rFonts w:cs="Arial"/>
+              <w:b/>
+              <w:smallCaps/>
+              <w:color w:val="365F91"/>
+              <w:sz w:val="18"/>
+              <w:szCs w:val="14"/>
+              <w:lang w:val="en-GB"/>
+            </w:rPr>
+            <w:t xml:space="preserve">. </w:t>
           </w:r>
         </w:p>
         <w:p>
           <w:pPr>
-            <w:pStyle w:val="Footer"/>
+            <w:pStyle w:val="Pidipagina"/>
             <w:ind w:right="701"/>
             <w:rPr>
               <w:rFonts w:cs="Arial"/>
@@ -3263,7 +3686,7 @@
         </w:tcPr>
         <w:p>
           <w:pPr>
-            <w:pStyle w:val="Footer"/>
+            <w:pStyle w:val="Pidipagina"/>
             <w:snapToGrid w:val="0"/>
             <w:rPr>
               <w:rFonts w:cs="Arial"/>
@@ -3278,7 +3701,7 @@
         </w:p>
         <w:p>
           <w:pPr>
-            <w:pStyle w:val="Footer"/>
+            <w:pStyle w:val="Pidipagina"/>
             <w:rPr>
               <w:rFonts w:cs="Arial"/>
               <w:b/>
@@ -3292,7 +3715,7 @@
         </w:p>
         <w:p>
           <w:pPr>
-            <w:pStyle w:val="Footer"/>
+            <w:pStyle w:val="Pidipagina"/>
             <w:rPr>
               <w:rFonts w:cs="Arial"/>
               <w:b/>
@@ -3306,7 +3729,7 @@
         </w:p>
         <w:p>
           <w:pPr>
-            <w:pStyle w:val="Footer"/>
+            <w:pStyle w:val="Pidipagina"/>
             <w:rPr>
               <w:rFonts w:cs="Arial"/>
               <w:b/>
@@ -3320,7 +3743,7 @@
         </w:p>
         <w:p>
           <w:pPr>
-            <w:pStyle w:val="Footer"/>
+            <w:pStyle w:val="Pidipagina"/>
             <w:rPr>
               <w:rFonts w:cs="Arial"/>
               <w:smallCaps/>
@@ -3342,7 +3765,7 @@
         </w:p>
         <w:p>
           <w:pPr>
-            <w:pStyle w:val="Footer"/>
+            <w:pStyle w:val="Pidipagina"/>
             <w:rPr>
               <w:rFonts w:cs="Arial"/>
               <w:smallCaps/>
@@ -3364,7 +3787,7 @@
         </w:p>
         <w:p>
           <w:pPr>
-            <w:pStyle w:val="Footer"/>
+            <w:pStyle w:val="Pidipagina"/>
           </w:pPr>
           <w:r>
             <w:rPr>
@@ -3374,8 +3797,42 @@
               <w:sz w:val="14"/>
               <w:szCs w:val="14"/>
             </w:rPr>
-            <w:t>10.000 €  i.v.</w:t>
+            <w:t xml:space="preserve">10.000 </w:t>
           </w:r>
+          <w:proofErr w:type="gramStart"/>
+          <w:r>
+            <w:rPr>
+              <w:rFonts w:cs="Arial"/>
+              <w:smallCaps/>
+              <w:color w:val="365F91"/>
+              <w:sz w:val="14"/>
+              <w:szCs w:val="14"/>
+            </w:rPr>
+            <w:t xml:space="preserve">€  </w:t>
+          </w:r>
+          <w:proofErr w:type="spellStart"/>
+          <w:r>
+            <w:rPr>
+              <w:rFonts w:cs="Arial"/>
+              <w:smallCaps/>
+              <w:color w:val="365F91"/>
+              <w:sz w:val="14"/>
+              <w:szCs w:val="14"/>
+            </w:rPr>
+            <w:t>i.v</w:t>
+          </w:r>
+          <w:proofErr w:type="spellEnd"/>
+          <w:r>
+            <w:rPr>
+              <w:rFonts w:cs="Arial"/>
+              <w:smallCaps/>
+              <w:color w:val="365F91"/>
+              <w:sz w:val="14"/>
+              <w:szCs w:val="14"/>
+            </w:rPr>
+            <w:t>.</w:t>
+          </w:r>
+          <w:proofErr w:type="gramEnd"/>
         </w:p>
       </w:tc>
       <w:tc>
@@ -3384,7 +3841,7 @@
         </w:tcPr>
         <w:p>
           <w:pPr>
-            <w:pStyle w:val="Footer"/>
+            <w:pStyle w:val="Pidipagina"/>
             <w:snapToGrid w:val="0"/>
             <w:rPr>
               <w:rFonts w:cs="Arial"/>
@@ -3398,7 +3855,7 @@
         </w:p>
         <w:p>
           <w:pPr>
-            <w:pStyle w:val="Footer"/>
+            <w:pStyle w:val="Pidipagina"/>
             <w:ind w:right="204"/>
             <w:rPr>
               <w:rFonts w:cs="Arial"/>
@@ -3412,7 +3869,7 @@
         </w:p>
         <w:p>
           <w:pPr>
-            <w:pStyle w:val="Footer"/>
+            <w:pStyle w:val="Pidipagina"/>
             <w:ind w:right="204"/>
             <w:rPr>
               <w:rFonts w:cs="Arial"/>
@@ -3426,7 +3883,7 @@
         </w:p>
         <w:p>
           <w:pPr>
-            <w:pStyle w:val="Footer"/>
+            <w:pStyle w:val="Pidipagina"/>
             <w:ind w:right="204"/>
             <w:rPr>
               <w:rFonts w:cs="Arial"/>
@@ -3440,7 +3897,7 @@
         </w:p>
         <w:p>
           <w:pPr>
-            <w:pStyle w:val="Footer"/>
+            <w:pStyle w:val="Pidipagina"/>
             <w:ind w:right="204"/>
             <w:rPr>
               <w:rFonts w:cs="Arial"/>
@@ -3463,7 +3920,7 @@
         </w:p>
         <w:p>
           <w:pPr>
-            <w:pStyle w:val="Footer"/>
+            <w:pStyle w:val="Pidipagina"/>
             <w:ind w:right="204"/>
             <w:rPr>
               <w:rFonts w:cs="Arial"/>
@@ -3486,7 +3943,7 @@
         </w:p>
         <w:p>
           <w:pPr>
-            <w:pStyle w:val="Footer"/>
+            <w:pStyle w:val="Pidipagina"/>
             <w:rPr>
               <w:rFonts w:cs="Arial"/>
               <w:smallCaps/>
@@ -3508,8 +3965,9 @@
         </w:p>
         <w:p>
           <w:pPr>
-            <w:pStyle w:val="Footer"/>
+            <w:pStyle w:val="Pidipagina"/>
           </w:pPr>
+          <w:proofErr w:type="gramStart"/>
           <w:r>
             <w:rPr>
               <w:rFonts w:cs="Arial"/>
@@ -3520,6 +3978,7 @@
             </w:rPr>
             <w:t>20157  Milano</w:t>
           </w:r>
+          <w:proofErr w:type="gramEnd"/>
         </w:p>
       </w:tc>
       <w:tc>
@@ -3528,7 +3987,7 @@
         </w:tcPr>
         <w:p>
           <w:pPr>
-            <w:pStyle w:val="Footer"/>
+            <w:pStyle w:val="Pidipagina"/>
             <w:snapToGrid w:val="0"/>
             <w:ind w:right="204"/>
             <w:rPr>
@@ -3543,7 +4002,7 @@
         </w:p>
         <w:p>
           <w:pPr>
-            <w:pStyle w:val="Footer"/>
+            <w:pStyle w:val="Pidipagina"/>
             <w:rPr>
               <w:rFonts w:cs="Arial"/>
               <w:smallCaps/>
@@ -3556,7 +4015,7 @@
         </w:p>
         <w:p>
           <w:pPr>
-            <w:pStyle w:val="Footer"/>
+            <w:pStyle w:val="Pidipagina"/>
             <w:rPr>
               <w:rFonts w:cs="Arial"/>
               <w:smallCaps/>
@@ -3569,7 +4028,7 @@
         </w:p>
         <w:p>
           <w:pPr>
-            <w:pStyle w:val="Footer"/>
+            <w:pStyle w:val="Pidipagina"/>
             <w:rPr>
               <w:rFonts w:cs="Arial"/>
               <w:smallCaps/>
@@ -3582,7 +4041,7 @@
         </w:p>
         <w:p>
           <w:pPr>
-            <w:pStyle w:val="Footer"/>
+            <w:pStyle w:val="Pidipagina"/>
             <w:rPr>
               <w:rFonts w:cs="Arial"/>
               <w:smallCaps/>
@@ -3606,7 +4065,7 @@
         </w:p>
         <w:p>
           <w:pPr>
-            <w:pStyle w:val="Footer"/>
+            <w:pStyle w:val="Pidipagina"/>
             <w:rPr>
               <w:rFonts w:cs="Arial"/>
               <w:b/>
@@ -3630,7 +4089,7 @@
         </w:p>
         <w:p>
           <w:pPr>
-            <w:pStyle w:val="Footer"/>
+            <w:pStyle w:val="Pidipagina"/>
             <w:rPr>
               <w:lang w:val="es-ES"/>
             </w:rPr>
@@ -3654,7 +4113,7 @@
         </w:tcPr>
         <w:p>
           <w:pPr>
-            <w:pStyle w:val="Footer"/>
+            <w:pStyle w:val="Pidipagina"/>
             <w:ind w:right="701"/>
             <w:rPr>
               <w:sz w:val="10"/>
@@ -3671,7 +4130,7 @@
               <w:szCs w:val="14"/>
               <w:lang w:val="en-US" w:eastAsia="x-none"/>
             </w:rPr>
-            <w:pict>
+            <w:pict w14:anchorId="49D68327">
               <v:shapetype id="_x0000_t75" coordsize="21600,21600" o:spt="75" o:preferrelative="t" path="m@4@5l@4@11@9@11@9@5xe" filled="f" stroked="f">
                 <v:stroke joinstyle="miter"/>
                 <v:formulas>
@@ -3710,7 +4169,7 @@
         </w:p>
         <w:p>
           <w:pPr>
-            <w:pStyle w:val="Footer"/>
+            <w:pStyle w:val="Pidipagina"/>
             <w:rPr>
               <w:rFonts w:cs="Arial"/>
               <w:smallCaps/>
@@ -3726,7 +4185,7 @@
   </w:tbl>
   <w:p>
     <w:pPr>
-      <w:pStyle w:val="Footer"/>
+      <w:pStyle w:val="Pidipagina"/>
       <w:rPr>
         <w:lang w:val="en-GB"/>
       </w:rPr>
@@ -3736,13 +4195,13 @@
 </file>
 
 <file path=word/footer2.xml><?xml version="1.0" encoding="utf-8"?>
-<w:ftr xmlns:wpc="http://schemas.microsoft.com/office/word/2010/wordprocessingCanvas" xmlns:cx="http://schemas.microsoft.com/office/drawing/2014/chartex" xmlns:cx1="http://schemas.microsoft.com/office/drawing/2015/9/8/chartex" xmlns:cx2="http://schemas.microsoft.com/office/drawing/2015/10/21/chartex" xmlns:cx3="http://schemas.microsoft.com/office/drawing/2016/5/9/chartex" xmlns:cx4="http://schemas.microsoft.com/office/drawing/2016/5/10/chartex" xmlns:cx5="http://schemas.microsoft.com/office/drawing/2016/5/11/chartex" xmlns:cx6="http://schemas.microsoft.com/office/drawing/2016/5/12/chartex" xmlns:cx7="http://schemas.microsoft.com/office/drawing/2016/5/13/chartex" xmlns:cx8="http://schemas.microsoft.com/office/drawing/2016/5/14/chartex" xmlns:mc="http://schemas.openxmlformats.org/markup-compatibility/2006" xmlns:aink="http://schemas.microsoft.com/office/drawing/2016/ink" xmlns:am3d="http://schemas.microsoft.com/office/drawing/2017/model3d" xmlns:o="urn:schemas-microsoft-com:office:office" xmlns:r="http://schemas.openxmlformats.org/officeDocument/2006/relationships" xmlns:m="http://schemas.openxmlformats.org/officeDocument/2006/math" xmlns:v="urn:schemas-microsoft-com:vml" xmlns:wp14="http://schemas.microsoft.com/office/word/2010/wordprocessingDrawing" xmlns:wp="http://schemas.openxmlformats.org/drawingml/2006/wordprocessingDrawing" xmlns:w10="urn:schemas-microsoft-com:office:word" xmlns:w="http://schemas.openxmlformats.org/wordprocessingml/2006/main" xmlns:w14="http://schemas.microsoft.com/office/word/2010/wordml" xmlns:w15="http://schemas.microsoft.com/office/word/2012/wordml" xmlns:w16cex="http://schemas.microsoft.com/office/word/2018/wordml/cex" xmlns:w16cid="http://schemas.microsoft.com/office/word/2016/wordml/cid" xmlns:w16="http://schemas.microsoft.com/office/word/2018/wordml" xmlns:w16sdtdh="http://schemas.microsoft.com/office/word/2020/wordml/sdtdatahash" xmlns:w16se="http://schemas.microsoft.com/office/word/2015/wordml/symex" xmlns:wpg="http://schemas.microsoft.com/office/word/2010/wordprocessingGroup" xmlns:wpi="http://schemas.microsoft.com/office/word/2010/wordprocessingInk" xmlns:wne="http://schemas.microsoft.com/office/word/2006/wordml" xmlns:wps="http://schemas.microsoft.com/office/word/2010/wordprocessingShape" mc:Ignorable="w14 w15 w16se w16cid w16 w16cex w16sdtdh wp14">
+<w:ftr xmlns:wpc="http://schemas.microsoft.com/office/word/2010/wordprocessingCanvas" xmlns:cx="http://schemas.microsoft.com/office/drawing/2014/chartex" xmlns:cx1="http://schemas.microsoft.com/office/drawing/2015/9/8/chartex" xmlns:cx2="http://schemas.microsoft.com/office/drawing/2015/10/21/chartex" xmlns:cx3="http://schemas.microsoft.com/office/drawing/2016/5/9/chartex" xmlns:cx4="http://schemas.microsoft.com/office/drawing/2016/5/10/chartex" xmlns:cx5="http://schemas.microsoft.com/office/drawing/2016/5/11/chartex" xmlns:cx6="http://schemas.microsoft.com/office/drawing/2016/5/12/chartex" xmlns:cx7="http://schemas.microsoft.com/office/drawing/2016/5/13/chartex" xmlns:cx8="http://schemas.microsoft.com/office/drawing/2016/5/14/chartex" xmlns:mc="http://schemas.openxmlformats.org/markup-compatibility/2006" xmlns:aink="http://schemas.microsoft.com/office/drawing/2016/ink" xmlns:am3d="http://schemas.microsoft.com/office/drawing/2017/model3d" xmlns:o="urn:schemas-microsoft-com:office:office" xmlns:oel="http://schemas.microsoft.com/office/2019/extlst" xmlns:r="http://schemas.openxmlformats.org/officeDocument/2006/relationships" xmlns:m="http://schemas.openxmlformats.org/officeDocument/2006/math" xmlns:v="urn:schemas-microsoft-com:vml" xmlns:wp14="http://schemas.microsoft.com/office/word/2010/wordprocessingDrawing" xmlns:wp="http://schemas.openxmlformats.org/drawingml/2006/wordprocessingDrawing" xmlns:w10="urn:schemas-microsoft-com:office:word" xmlns:w="http://schemas.openxmlformats.org/wordprocessingml/2006/main" xmlns:w14="http://schemas.microsoft.com/office/word/2010/wordml" xmlns:w15="http://schemas.microsoft.com/office/word/2012/wordml" xmlns:w16cex="http://schemas.microsoft.com/office/word/2018/wordml/cex" xmlns:w16cid="http://schemas.microsoft.com/office/word/2016/wordml/cid" xmlns:w16="http://schemas.microsoft.com/office/word/2018/wordml" xmlns:w16du="http://schemas.microsoft.com/office/word/2023/wordml/word16du" xmlns:w16sdtdh="http://schemas.microsoft.com/office/word/2020/wordml/sdtdatahash" xmlns:w16sdtfl="http://schemas.microsoft.com/office/word/2024/wordml/sdtformatlock" xmlns:w16se="http://schemas.microsoft.com/office/word/2015/wordml/symex" xmlns:wpg="http://schemas.microsoft.com/office/word/2010/wordprocessingGroup" xmlns:wpi="http://schemas.microsoft.com/office/word/2010/wordprocessingInk" xmlns:wne="http://schemas.microsoft.com/office/word/2006/wordml" xmlns:wps="http://schemas.microsoft.com/office/word/2010/wordprocessingShape" mc:Ignorable="w14 w15 w16se w16cid w16 w16cex w16sdtdh w16sdtfl w16du wp14">
   <w:p/>
 </w:ftr>
 </file>
 
 <file path=word/footnotes.xml><?xml version="1.0" encoding="utf-8"?>
-<w:footnotes xmlns:wpc="http://schemas.microsoft.com/office/word/2010/wordprocessingCanvas" xmlns:cx="http://schemas.microsoft.com/office/drawing/2014/chartex" xmlns:cx1="http://schemas.microsoft.com/office/drawing/2015/9/8/chartex" xmlns:cx2="http://schemas.microsoft.com/office/drawing/2015/10/21/chartex" xmlns:cx3="http://schemas.microsoft.com/office/drawing/2016/5/9/chartex" xmlns:cx4="http://schemas.microsoft.com/office/drawing/2016/5/10/chartex" xmlns:cx5="http://schemas.microsoft.com/office/drawing/2016/5/11/chartex" xmlns:cx6="http://schemas.microsoft.com/office/drawing/2016/5/12/chartex" xmlns:cx7="http://schemas.microsoft.com/office/drawing/2016/5/13/chartex" xmlns:cx8="http://schemas.microsoft.com/office/drawing/2016/5/14/chartex" xmlns:mc="http://schemas.openxmlformats.org/markup-compatibility/2006" xmlns:aink="http://schemas.microsoft.com/office/drawing/2016/ink" xmlns:am3d="http://schemas.microsoft.com/office/drawing/2017/model3d" xmlns:o="urn:schemas-microsoft-com:office:office" xmlns:r="http://schemas.openxmlformats.org/officeDocument/2006/relationships" xmlns:m="http://schemas.openxmlformats.org/officeDocument/2006/math" xmlns:v="urn:schemas-microsoft-com:vml" xmlns:wp14="http://schemas.microsoft.com/office/word/2010/wordprocessingDrawing" xmlns:wp="http://schemas.openxmlformats.org/drawingml/2006/wordprocessingDrawing" xmlns:w10="urn:schemas-microsoft-com:office:word" xmlns:w="http://schemas.openxmlformats.org/wordprocessingml/2006/main" xmlns:w14="http://schemas.microsoft.com/office/word/2010/wordml" xmlns:w15="http://schemas.microsoft.com/office/word/2012/wordml" xmlns:w16cex="http://schemas.microsoft.com/office/word/2018/wordml/cex" xmlns:w16cid="http://schemas.microsoft.com/office/word/2016/wordml/cid" xmlns:w16="http://schemas.microsoft.com/office/word/2018/wordml" xmlns:w16sdtdh="http://schemas.microsoft.com/office/word/2020/wordml/sdtdatahash" xmlns:w16se="http://schemas.microsoft.com/office/word/2015/wordml/symex" xmlns:wpg="http://schemas.microsoft.com/office/word/2010/wordprocessingGroup" xmlns:wpi="http://schemas.microsoft.com/office/word/2010/wordprocessingInk" xmlns:wne="http://schemas.microsoft.com/office/word/2006/wordml" xmlns:wps="http://schemas.microsoft.com/office/word/2010/wordprocessingShape" mc:Ignorable="w14 w15 w16se w16cid w16 w16cex w16sdtdh wp14">
+<w:footnotes xmlns:wpc="http://schemas.microsoft.com/office/word/2010/wordprocessingCanvas" xmlns:cx="http://schemas.microsoft.com/office/drawing/2014/chartex" xmlns:cx1="http://schemas.microsoft.com/office/drawing/2015/9/8/chartex" xmlns:cx2="http://schemas.microsoft.com/office/drawing/2015/10/21/chartex" xmlns:cx3="http://schemas.microsoft.com/office/drawing/2016/5/9/chartex" xmlns:cx4="http://schemas.microsoft.com/office/drawing/2016/5/10/chartex" xmlns:cx5="http://schemas.microsoft.com/office/drawing/2016/5/11/chartex" xmlns:cx6="http://schemas.microsoft.com/office/drawing/2016/5/12/chartex" xmlns:cx7="http://schemas.microsoft.com/office/drawing/2016/5/13/chartex" xmlns:cx8="http://schemas.microsoft.com/office/drawing/2016/5/14/chartex" xmlns:mc="http://schemas.openxmlformats.org/markup-compatibility/2006" xmlns:aink="http://schemas.microsoft.com/office/drawing/2016/ink" xmlns:am3d="http://schemas.microsoft.com/office/drawing/2017/model3d" xmlns:o="urn:schemas-microsoft-com:office:office" xmlns:oel="http://schemas.microsoft.com/office/2019/extlst" xmlns:r="http://schemas.openxmlformats.org/officeDocument/2006/relationships" xmlns:m="http://schemas.openxmlformats.org/officeDocument/2006/math" xmlns:v="urn:schemas-microsoft-com:vml" xmlns:wp14="http://schemas.microsoft.com/office/word/2010/wordprocessingDrawing" xmlns:wp="http://schemas.openxmlformats.org/drawingml/2006/wordprocessingDrawing" xmlns:w10="urn:schemas-microsoft-com:office:word" xmlns:w="http://schemas.openxmlformats.org/wordprocessingml/2006/main" xmlns:w14="http://schemas.microsoft.com/office/word/2010/wordml" xmlns:w15="http://schemas.microsoft.com/office/word/2012/wordml" xmlns:w16cex="http://schemas.microsoft.com/office/word/2018/wordml/cex" xmlns:w16cid="http://schemas.microsoft.com/office/word/2016/wordml/cid" xmlns:w16="http://schemas.microsoft.com/office/word/2018/wordml" xmlns:w16du="http://schemas.microsoft.com/office/word/2023/wordml/word16du" xmlns:w16sdtdh="http://schemas.microsoft.com/office/word/2020/wordml/sdtdatahash" xmlns:w16sdtfl="http://schemas.microsoft.com/office/word/2024/wordml/sdtformatlock" xmlns:w16se="http://schemas.microsoft.com/office/word/2015/wordml/symex" xmlns:wpg="http://schemas.microsoft.com/office/word/2010/wordprocessingGroup" xmlns:wpi="http://schemas.microsoft.com/office/word/2010/wordprocessingInk" xmlns:wne="http://schemas.microsoft.com/office/word/2006/wordml" xmlns:wps="http://schemas.microsoft.com/office/word/2010/wordprocessingShape" mc:Ignorable="w14 w15 w16se w16cid w16 w16cex w16sdtdh w16sdtfl w16du wp14">
   <w:footnote w:type="separator" w:id="-1">
     <w:p>
       <w:r>
@@ -3761,7 +4220,7 @@
 </file>
 
 <file path=word/header1.xml><?xml version="1.0" encoding="utf-8"?>
-<w:hdr xmlns:wpc="http://schemas.microsoft.com/office/word/2010/wordprocessingCanvas" xmlns:cx="http://schemas.microsoft.com/office/drawing/2014/chartex" xmlns:cx1="http://schemas.microsoft.com/office/drawing/2015/9/8/chartex" xmlns:cx2="http://schemas.microsoft.com/office/drawing/2015/10/21/chartex" xmlns:cx3="http://schemas.microsoft.com/office/drawing/2016/5/9/chartex" xmlns:cx4="http://schemas.microsoft.com/office/drawing/2016/5/10/chartex" xmlns:cx5="http://schemas.microsoft.com/office/drawing/2016/5/11/chartex" xmlns:cx6="http://schemas.microsoft.com/office/drawing/2016/5/12/chartex" xmlns:cx7="http://schemas.microsoft.com/office/drawing/2016/5/13/chartex" xmlns:cx8="http://schemas.microsoft.com/office/drawing/2016/5/14/chartex" xmlns:mc="http://schemas.openxmlformats.org/markup-compatibility/2006" xmlns:aink="http://schemas.microsoft.com/office/drawing/2016/ink" xmlns:am3d="http://schemas.microsoft.com/office/drawing/2017/model3d" xmlns:o="urn:schemas-microsoft-com:office:office" xmlns:r="http://schemas.openxmlformats.org/officeDocument/2006/relationships" xmlns:m="http://schemas.openxmlformats.org/officeDocument/2006/math" xmlns:v="urn:schemas-microsoft-com:vml" xmlns:wp14="http://schemas.microsoft.com/office/word/2010/wordprocessingDrawing" xmlns:wp="http://schemas.openxmlformats.org/drawingml/2006/wordprocessingDrawing" xmlns:w10="urn:schemas-microsoft-com:office:word" xmlns:w="http://schemas.openxmlformats.org/wordprocessingml/2006/main" xmlns:w14="http://schemas.microsoft.com/office/word/2010/wordml" xmlns:w15="http://schemas.microsoft.com/office/word/2012/wordml" xmlns:w16cex="http://schemas.microsoft.com/office/word/2018/wordml/cex" xmlns:w16cid="http://schemas.microsoft.com/office/word/2016/wordml/cid" xmlns:w16="http://schemas.microsoft.com/office/word/2018/wordml" xmlns:w16sdtdh="http://schemas.microsoft.com/office/word/2020/wordml/sdtdatahash" xmlns:w16se="http://schemas.microsoft.com/office/word/2015/wordml/symex" xmlns:wpg="http://schemas.microsoft.com/office/word/2010/wordprocessingGroup" xmlns:wpi="http://schemas.microsoft.com/office/word/2010/wordprocessingInk" xmlns:wne="http://schemas.microsoft.com/office/word/2006/wordml" xmlns:wps="http://schemas.microsoft.com/office/word/2010/wordprocessingShape" mc:Ignorable="w14 w15 w16se w16cid w16 w16cex w16sdtdh wp14">
+<w:hdr xmlns:wpc="http://schemas.microsoft.com/office/word/2010/wordprocessingCanvas" xmlns:cx="http://schemas.microsoft.com/office/drawing/2014/chartex" xmlns:cx1="http://schemas.microsoft.com/office/drawing/2015/9/8/chartex" xmlns:cx2="http://schemas.microsoft.com/office/drawing/2015/10/21/chartex" xmlns:cx3="http://schemas.microsoft.com/office/drawing/2016/5/9/chartex" xmlns:cx4="http://schemas.microsoft.com/office/drawing/2016/5/10/chartex" xmlns:cx5="http://schemas.microsoft.com/office/drawing/2016/5/11/chartex" xmlns:cx6="http://schemas.microsoft.com/office/drawing/2016/5/12/chartex" xmlns:cx7="http://schemas.microsoft.com/office/drawing/2016/5/13/chartex" xmlns:cx8="http://schemas.microsoft.com/office/drawing/2016/5/14/chartex" xmlns:mc="http://schemas.openxmlformats.org/markup-compatibility/2006" xmlns:aink="http://schemas.microsoft.com/office/drawing/2016/ink" xmlns:am3d="http://schemas.microsoft.com/office/drawing/2017/model3d" xmlns:o="urn:schemas-microsoft-com:office:office" xmlns:oel="http://schemas.microsoft.com/office/2019/extlst" xmlns:r="http://schemas.openxmlformats.org/officeDocument/2006/relationships" xmlns:m="http://schemas.openxmlformats.org/officeDocument/2006/math" xmlns:v="urn:schemas-microsoft-com:vml" xmlns:wp14="http://schemas.microsoft.com/office/word/2010/wordprocessingDrawing" xmlns:wp="http://schemas.openxmlformats.org/drawingml/2006/wordprocessingDrawing" xmlns:w10="urn:schemas-microsoft-com:office:word" xmlns:w="http://schemas.openxmlformats.org/wordprocessingml/2006/main" xmlns:w14="http://schemas.microsoft.com/office/word/2010/wordml" xmlns:w15="http://schemas.microsoft.com/office/word/2012/wordml" xmlns:w16cex="http://schemas.microsoft.com/office/word/2018/wordml/cex" xmlns:w16cid="http://schemas.microsoft.com/office/word/2016/wordml/cid" xmlns:w16="http://schemas.microsoft.com/office/word/2018/wordml" xmlns:w16du="http://schemas.microsoft.com/office/word/2023/wordml/word16du" xmlns:w16sdtdh="http://schemas.microsoft.com/office/word/2020/wordml/sdtdatahash" xmlns:w16sdtfl="http://schemas.microsoft.com/office/word/2024/wordml/sdtformatlock" xmlns:w16se="http://schemas.microsoft.com/office/word/2015/wordml/symex" xmlns:wpg="http://schemas.microsoft.com/office/word/2010/wordprocessingGroup" xmlns:wpi="http://schemas.microsoft.com/office/word/2010/wordprocessingInk" xmlns:wne="http://schemas.microsoft.com/office/word/2006/wordml" xmlns:wps="http://schemas.microsoft.com/office/word/2010/wordprocessingShape" mc:Ignorable="w14 w15 w16se w16cid w16 w16cex w16sdtdh w16sdtfl w16du wp14">
   <w:p>
     <w:pPr>
       <w:jc w:val="right"/>
@@ -3770,7 +4229,7 @@
       </w:rPr>
     </w:pPr>
     <w:r>
-      <w:pict>
+      <w:pict w14:anchorId="6C21F242">
         <v:shapetype id="_x0000_t75" coordsize="21600,21600" o:spt="75" o:preferrelative="t" path="m@4@5l@4@11@9@11@9@5xe" filled="f" stroked="f">
           <v:stroke joinstyle="miter"/>
           <v:formulas>
@@ -3807,7 +4266,7 @@
   </w:p>
   <w:p>
     <w:pPr>
-      <w:pStyle w:val="Header"/>
+      <w:pStyle w:val="Intestazione"/>
       <w:jc w:val="center"/>
       <w:rPr>
         <w:color w:val="808080"/>
@@ -3815,7 +4274,7 @@
       </w:rPr>
     </w:pPr>
     <w:r>
-      <w:pict>
+      <w:pict w14:anchorId="6D57B287">
         <v:line id="Forma1" o:spid="_x0000_s1025" style="position:absolute;left:0;text-align:left;z-index:-251659776" from="-1pt,7.3pt" to="494pt,7.3pt" o:allowincell="f" strokecolor="#039" strokeweight=".35mm">
           <v:stroke color2="#fc6" joinstyle="miter"/>
         </v:line>
@@ -3826,13 +4285,13 @@
 </file>
 
 <file path=word/header2.xml><?xml version="1.0" encoding="utf-8"?>
-<w:hdr xmlns:wpc="http://schemas.microsoft.com/office/word/2010/wordprocessingCanvas" xmlns:cx="http://schemas.microsoft.com/office/drawing/2014/chartex" xmlns:cx1="http://schemas.microsoft.com/office/drawing/2015/9/8/chartex" xmlns:cx2="http://schemas.microsoft.com/office/drawing/2015/10/21/chartex" xmlns:cx3="http://schemas.microsoft.com/office/drawing/2016/5/9/chartex" xmlns:cx4="http://schemas.microsoft.com/office/drawing/2016/5/10/chartex" xmlns:cx5="http://schemas.microsoft.com/office/drawing/2016/5/11/chartex" xmlns:cx6="http://schemas.microsoft.com/office/drawing/2016/5/12/chartex" xmlns:cx7="http://schemas.microsoft.com/office/drawing/2016/5/13/chartex" xmlns:cx8="http://schemas.microsoft.com/office/drawing/2016/5/14/chartex" xmlns:mc="http://schemas.openxmlformats.org/markup-compatibility/2006" xmlns:aink="http://schemas.microsoft.com/office/drawing/2016/ink" xmlns:am3d="http://schemas.microsoft.com/office/drawing/2017/model3d" xmlns:o="urn:schemas-microsoft-com:office:office" xmlns:r="http://schemas.openxmlformats.org/officeDocument/2006/relationships" xmlns:m="http://schemas.openxmlformats.org/officeDocument/2006/math" xmlns:v="urn:schemas-microsoft-com:vml" xmlns:wp14="http://schemas.microsoft.com/office/word/2010/wordprocessingDrawing" xmlns:wp="http://schemas.openxmlformats.org/drawingml/2006/wordprocessingDrawing" xmlns:w10="urn:schemas-microsoft-com:office:word" xmlns:w="http://schemas.openxmlformats.org/wordprocessingml/2006/main" xmlns:w14="http://schemas.microsoft.com/office/word/2010/wordml" xmlns:w15="http://schemas.microsoft.com/office/word/2012/wordml" xmlns:w16cex="http://schemas.microsoft.com/office/word/2018/wordml/cex" xmlns:w16cid="http://schemas.microsoft.com/office/word/2016/wordml/cid" xmlns:w16="http://schemas.microsoft.com/office/word/2018/wordml" xmlns:w16sdtdh="http://schemas.microsoft.com/office/word/2020/wordml/sdtdatahash" xmlns:w16se="http://schemas.microsoft.com/office/word/2015/wordml/symex" xmlns:wpg="http://schemas.microsoft.com/office/word/2010/wordprocessingGroup" xmlns:wpi="http://schemas.microsoft.com/office/word/2010/wordprocessingInk" xmlns:wne="http://schemas.microsoft.com/office/word/2006/wordml" xmlns:wps="http://schemas.microsoft.com/office/word/2010/wordprocessingShape" mc:Ignorable="w14 w15 w16se w16cid w16 w16cex w16sdtdh wp14">
+<w:hdr xmlns:wpc="http://schemas.microsoft.com/office/word/2010/wordprocessingCanvas" xmlns:cx="http://schemas.microsoft.com/office/drawing/2014/chartex" xmlns:cx1="http://schemas.microsoft.com/office/drawing/2015/9/8/chartex" xmlns:cx2="http://schemas.microsoft.com/office/drawing/2015/10/21/chartex" xmlns:cx3="http://schemas.microsoft.com/office/drawing/2016/5/9/chartex" xmlns:cx4="http://schemas.microsoft.com/office/drawing/2016/5/10/chartex" xmlns:cx5="http://schemas.microsoft.com/office/drawing/2016/5/11/chartex" xmlns:cx6="http://schemas.microsoft.com/office/drawing/2016/5/12/chartex" xmlns:cx7="http://schemas.microsoft.com/office/drawing/2016/5/13/chartex" xmlns:cx8="http://schemas.microsoft.com/office/drawing/2016/5/14/chartex" xmlns:mc="http://schemas.openxmlformats.org/markup-compatibility/2006" xmlns:aink="http://schemas.microsoft.com/office/drawing/2016/ink" xmlns:am3d="http://schemas.microsoft.com/office/drawing/2017/model3d" xmlns:o="urn:schemas-microsoft-com:office:office" xmlns:oel="http://schemas.microsoft.com/office/2019/extlst" xmlns:r="http://schemas.openxmlformats.org/officeDocument/2006/relationships" xmlns:m="http://schemas.openxmlformats.org/officeDocument/2006/math" xmlns:v="urn:schemas-microsoft-com:vml" xmlns:wp14="http://schemas.microsoft.com/office/word/2010/wordprocessingDrawing" xmlns:wp="http://schemas.openxmlformats.org/drawingml/2006/wordprocessingDrawing" xmlns:w10="urn:schemas-microsoft-com:office:word" xmlns:w="http://schemas.openxmlformats.org/wordprocessingml/2006/main" xmlns:w14="http://schemas.microsoft.com/office/word/2010/wordml" xmlns:w15="http://schemas.microsoft.com/office/word/2012/wordml" xmlns:w16cex="http://schemas.microsoft.com/office/word/2018/wordml/cex" xmlns:w16cid="http://schemas.microsoft.com/office/word/2016/wordml/cid" xmlns:w16="http://schemas.microsoft.com/office/word/2018/wordml" xmlns:w16du="http://schemas.microsoft.com/office/word/2023/wordml/word16du" xmlns:w16sdtdh="http://schemas.microsoft.com/office/word/2020/wordml/sdtdatahash" xmlns:w16sdtfl="http://schemas.microsoft.com/office/word/2024/wordml/sdtformatlock" xmlns:w16se="http://schemas.microsoft.com/office/word/2015/wordml/symex" xmlns:wpg="http://schemas.microsoft.com/office/word/2010/wordprocessingGroup" xmlns:wpi="http://schemas.microsoft.com/office/word/2010/wordprocessingInk" xmlns:wne="http://schemas.microsoft.com/office/word/2006/wordml" xmlns:wps="http://schemas.microsoft.com/office/word/2010/wordprocessingShape" mc:Ignorable="w14 w15 w16se w16cid w16 w16cex w16sdtdh w16sdtfl w16du wp14">
   <w:p/>
 </w:hdr>
 </file>
 
 <file path=word/numbering.xml><?xml version="1.0" encoding="utf-8"?>
-<w:numbering xmlns:wpc="http://schemas.microsoft.com/office/word/2010/wordprocessingCanvas" xmlns:cx="http://schemas.microsoft.com/office/drawing/2014/chartex" xmlns:cx1="http://schemas.microsoft.com/office/drawing/2015/9/8/chartex" xmlns:cx2="http://schemas.microsoft.com/office/drawing/2015/10/21/chartex" xmlns:cx3="http://schemas.microsoft.com/office/drawing/2016/5/9/chartex" xmlns:cx4="http://schemas.microsoft.com/office/drawing/2016/5/10/chartex" xmlns:cx5="http://schemas.microsoft.com/office/drawing/2016/5/11/chartex" xmlns:cx6="http://schemas.microsoft.com/office/drawing/2016/5/12/chartex" xmlns:cx7="http://schemas.microsoft.com/office/drawing/2016/5/13/chartex" xmlns:cx8="http://schemas.microsoft.com/office/drawing/2016/5/14/chartex" xmlns:mc="http://schemas.openxmlformats.org/markup-compatibility/2006" xmlns:aink="http://schemas.microsoft.com/office/drawing/2016/ink" xmlns:am3d="http://schemas.microsoft.com/office/drawing/2017/model3d" xmlns:o="urn:schemas-microsoft-com:office:office" xmlns:r="http://schemas.openxmlformats.org/officeDocument/2006/relationships" xmlns:m="http://schemas.openxmlformats.org/officeDocument/2006/math" xmlns:v="urn:schemas-microsoft-com:vml" xmlns:wp14="http://schemas.microsoft.com/office/word/2010/wordprocessingDrawing" xmlns:wp="http://schemas.openxmlformats.org/drawingml/2006/wordprocessingDrawing" xmlns:w10="urn:schemas-microsoft-com:office:word" xmlns:w="http://schemas.openxmlformats.org/wordprocessingml/2006/main" xmlns:w14="http://schemas.microsoft.com/office/word/2010/wordml" xmlns:w15="http://schemas.microsoft.com/office/word/2012/wordml" xmlns:w16cex="http://schemas.microsoft.com/office/word/2018/wordml/cex" xmlns:w16cid="http://schemas.microsoft.com/office/word/2016/wordml/cid" xmlns:w16="http://schemas.microsoft.com/office/word/2018/wordml" xmlns:w16sdtdh="http://schemas.microsoft.com/office/word/2020/wordml/sdtdatahash" xmlns:w16se="http://schemas.microsoft.com/office/word/2015/wordml/symex" xmlns:wpg="http://schemas.microsoft.com/office/word/2010/wordprocessingGroup" xmlns:wpi="http://schemas.microsoft.com/office/word/2010/wordprocessingInk" xmlns:wne="http://schemas.microsoft.com/office/word/2006/wordml" xmlns:wps="http://schemas.microsoft.com/office/word/2010/wordprocessingShape" mc:Ignorable="w14 w15 w16se w16cid w16 w16cex w16sdtdh wp14">
+<w:numbering xmlns:wpc="http://schemas.microsoft.com/office/word/2010/wordprocessingCanvas" xmlns:cx="http://schemas.microsoft.com/office/drawing/2014/chartex" xmlns:cx1="http://schemas.microsoft.com/office/drawing/2015/9/8/chartex" xmlns:cx2="http://schemas.microsoft.com/office/drawing/2015/10/21/chartex" xmlns:cx3="http://schemas.microsoft.com/office/drawing/2016/5/9/chartex" xmlns:cx4="http://schemas.microsoft.com/office/drawing/2016/5/10/chartex" xmlns:cx5="http://schemas.microsoft.com/office/drawing/2016/5/11/chartex" xmlns:cx6="http://schemas.microsoft.com/office/drawing/2016/5/12/chartex" xmlns:cx7="http://schemas.microsoft.com/office/drawing/2016/5/13/chartex" xmlns:cx8="http://schemas.microsoft.com/office/drawing/2016/5/14/chartex" xmlns:mc="http://schemas.openxmlformats.org/markup-compatibility/2006" xmlns:aink="http://schemas.microsoft.com/office/drawing/2016/ink" xmlns:am3d="http://schemas.microsoft.com/office/drawing/2017/model3d" xmlns:o="urn:schemas-microsoft-com:office:office" xmlns:oel="http://schemas.microsoft.com/office/2019/extlst" xmlns:r="http://schemas.openxmlformats.org/officeDocument/2006/relationships" xmlns:m="http://schemas.openxmlformats.org/officeDocument/2006/math" xmlns:v="urn:schemas-microsoft-com:vml" xmlns:wp14="http://schemas.microsoft.com/office/word/2010/wordprocessingDrawing" xmlns:wp="http://schemas.openxmlformats.org/drawingml/2006/wordprocessingDrawing" xmlns:w10="urn:schemas-microsoft-com:office:word" xmlns:w="http://schemas.openxmlformats.org/wordprocessingml/2006/main" xmlns:w14="http://schemas.microsoft.com/office/word/2010/wordml" xmlns:w15="http://schemas.microsoft.com/office/word/2012/wordml" xmlns:w16cex="http://schemas.microsoft.com/office/word/2018/wordml/cex" xmlns:w16cid="http://schemas.microsoft.com/office/word/2016/wordml/cid" xmlns:w16="http://schemas.microsoft.com/office/word/2018/wordml" xmlns:w16du="http://schemas.microsoft.com/office/word/2023/wordml/word16du" xmlns:w16sdtdh="http://schemas.microsoft.com/office/word/2020/wordml/sdtdatahash" xmlns:w16sdtfl="http://schemas.microsoft.com/office/word/2024/wordml/sdtformatlock" xmlns:w16se="http://schemas.microsoft.com/office/word/2015/wordml/symex" xmlns:wpg="http://schemas.microsoft.com/office/word/2010/wordprocessingGroup" xmlns:wpi="http://schemas.microsoft.com/office/word/2010/wordprocessingInk" xmlns:wne="http://schemas.microsoft.com/office/word/2006/wordml" xmlns:wps="http://schemas.microsoft.com/office/word/2010/wordprocessingShape" mc:Ignorable="w14 w15 w16se w16cid w16 w16cex w16sdtdh w16sdtfl w16du wp14">
   <w:abstractNum w:abstractNumId="0" w15:restartNumberingAfterBreak="0">
     <w:nsid w:val="00000001"/>
     <w:multiLevelType w:val="multilevel"/>
@@ -3840,7 +4299,7 @@
     <w:lvl w:ilvl="0">
       <w:start w:val="1"/>
       <w:numFmt w:val="none"/>
-      <w:pStyle w:val="Heading1"/>
+      <w:pStyle w:val="Titolo1"/>
       <w:suff w:val="nothing"/>
       <w:lvlText w:val="%1"/>
       <w:lvlJc w:val="left"/>
@@ -3854,7 +4313,7 @@
     <w:lvl w:ilvl="1">
       <w:start w:val="1"/>
       <w:numFmt w:val="none"/>
-      <w:pStyle w:val="Heading2"/>
+      <w:pStyle w:val="Titolo2"/>
       <w:suff w:val="nothing"/>
       <w:lvlText w:val="%2"/>
       <w:lvlJc w:val="left"/>
@@ -3868,7 +4327,7 @@
     <w:lvl w:ilvl="2">
       <w:start w:val="1"/>
       <w:numFmt w:val="none"/>
-      <w:pStyle w:val="Heading3"/>
+      <w:pStyle w:val="Titolo3"/>
       <w:suff w:val="nothing"/>
       <w:lvlText w:val="%3"/>
       <w:lvlJc w:val="left"/>
@@ -3882,7 +4341,7 @@
     <w:lvl w:ilvl="3">
       <w:start w:val="1"/>
       <w:numFmt w:val="none"/>
-      <w:pStyle w:val="Heading4"/>
+      <w:pStyle w:val="Titolo4"/>
       <w:suff w:val="nothing"/>
       <w:lvlText w:val="%4"/>
       <w:lvlJc w:val="left"/>
@@ -3896,7 +4355,7 @@
     <w:lvl w:ilvl="4">
       <w:start w:val="1"/>
       <w:numFmt w:val="none"/>
-      <w:pStyle w:val="Heading5"/>
+      <w:pStyle w:val="Titolo5"/>
       <w:suff w:val="nothing"/>
       <w:lvlText w:val="%5"/>
       <w:lvlJc w:val="left"/>
@@ -3910,7 +4369,7 @@
     <w:lvl w:ilvl="5">
       <w:start w:val="1"/>
       <w:numFmt w:val="none"/>
-      <w:pStyle w:val="Heading6"/>
+      <w:pStyle w:val="Titolo6"/>
       <w:suff w:val="nothing"/>
       <w:lvlText w:val="%6"/>
       <w:lvlJc w:val="left"/>
@@ -3924,7 +4383,7 @@
     <w:lvl w:ilvl="6">
       <w:start w:val="1"/>
       <w:numFmt w:val="none"/>
-      <w:pStyle w:val="Heading7"/>
+      <w:pStyle w:val="Titolo7"/>
       <w:suff w:val="nothing"/>
       <w:lvlText w:val="%7"/>
       <w:lvlJc w:val="left"/>
@@ -3938,7 +4397,7 @@
     <w:lvl w:ilvl="7">
       <w:start w:val="1"/>
       <w:numFmt w:val="none"/>
-      <w:pStyle w:val="Heading8"/>
+      <w:pStyle w:val="Titolo8"/>
       <w:suff w:val="nothing"/>
       <w:lvlText w:val="%8"/>
       <w:lvlJc w:val="left"/>
@@ -3952,7 +4411,7 @@
     <w:lvl w:ilvl="8">
       <w:start w:val="1"/>
       <w:numFmt w:val="none"/>
-      <w:pStyle w:val="Heading9"/>
+      <w:pStyle w:val="Titolo9"/>
       <w:suff w:val="nothing"/>
       <w:lvlText w:val="%9"/>
       <w:lvlJc w:val="left"/>
@@ -4622,56 +5081,56 @@
       </w:rPr>
     </w:lvl>
   </w:abstractNum>
-  <w:num w:numId="1">
+  <w:num w:numId="1" w16cid:durableId="984746390">
     <w:abstractNumId w:val="0"/>
   </w:num>
-  <w:num w:numId="2">
+  <w:num w:numId="2" w16cid:durableId="1621298385">
     <w:abstractNumId w:val="1"/>
   </w:num>
-  <w:num w:numId="3">
+  <w:num w:numId="3" w16cid:durableId="1999459409">
     <w:abstractNumId w:val="2"/>
   </w:num>
-  <w:num w:numId="4">
+  <w:num w:numId="4" w16cid:durableId="1954169429">
     <w:abstractNumId w:val="3"/>
   </w:num>
-  <w:num w:numId="5">
+  <w:num w:numId="5" w16cid:durableId="509412185">
     <w:abstractNumId w:val="4"/>
   </w:num>
-  <w:num w:numId="6">
+  <w:num w:numId="6" w16cid:durableId="1342581784">
     <w:abstractNumId w:val="5"/>
   </w:num>
-  <w:num w:numId="7">
+  <w:num w:numId="7" w16cid:durableId="2120373740">
     <w:abstractNumId w:val="6"/>
   </w:num>
-  <w:num w:numId="8">
+  <w:num w:numId="8" w16cid:durableId="1989363356">
     <w:abstractNumId w:val="7"/>
   </w:num>
-  <w:num w:numId="9">
+  <w:num w:numId="9" w16cid:durableId="487484315">
     <w:abstractNumId w:val="8"/>
   </w:num>
-  <w:num w:numId="10">
+  <w:num w:numId="10" w16cid:durableId="1550802565">
     <w:abstractNumId w:val="9"/>
   </w:num>
-  <w:num w:numId="11">
+  <w:num w:numId="11" w16cid:durableId="1281959416">
     <w:abstractNumId w:val="10"/>
   </w:num>
-  <w:num w:numId="12">
+  <w:num w:numId="12" w16cid:durableId="906722679">
     <w:abstractNumId w:val="12"/>
   </w:num>
-  <w:num w:numId="13">
+  <w:num w:numId="13" w16cid:durableId="400560050">
     <w:abstractNumId w:val="11"/>
   </w:num>
-  <w:num w:numId="14">
+  <w:num w:numId="14" w16cid:durableId="1123689741">
     <w:abstractNumId w:val="14"/>
   </w:num>
-  <w:num w:numId="15">
+  <w:num w:numId="15" w16cid:durableId="760875755">
     <w:abstractNumId w:val="13"/>
   </w:num>
 </w:numbering>
 </file>
 
 <file path=word/styles.xml><?xml version="1.0" encoding="utf-8"?>
-<w:styles xmlns:mc="http://schemas.openxmlformats.org/markup-compatibility/2006" xmlns:r="http://schemas.openxmlformats.org/officeDocument/2006/relationships" xmlns:w="http://schemas.openxmlformats.org/wordprocessingml/2006/main" xmlns:w14="http://schemas.microsoft.com/office/word/2010/wordml" xmlns:w15="http://schemas.microsoft.com/office/word/2012/wordml" xmlns:w16cex="http://schemas.microsoft.com/office/word/2018/wordml/cex" xmlns:w16cid="http://schemas.microsoft.com/office/word/2016/wordml/cid" xmlns:w16="http://schemas.microsoft.com/office/word/2018/wordml" xmlns:w16sdtdh="http://schemas.microsoft.com/office/word/2020/wordml/sdtdatahash" xmlns:w16se="http://schemas.microsoft.com/office/word/2015/wordml/symex" mc:Ignorable="w14 w15 w16se w16cid w16 w16cex w16sdtdh">
+<w:styles xmlns:mc="http://schemas.openxmlformats.org/markup-compatibility/2006" xmlns:r="http://schemas.openxmlformats.org/officeDocument/2006/relationships" xmlns:w="http://schemas.openxmlformats.org/wordprocessingml/2006/main" xmlns:w14="http://schemas.microsoft.com/office/word/2010/wordml" xmlns:w15="http://schemas.microsoft.com/office/word/2012/wordml" xmlns:w16cex="http://schemas.microsoft.com/office/word/2018/wordml/cex" xmlns:w16cid="http://schemas.microsoft.com/office/word/2016/wordml/cid" xmlns:w16="http://schemas.microsoft.com/office/word/2018/wordml" xmlns:w16du="http://schemas.microsoft.com/office/word/2023/wordml/word16du" xmlns:w16sdtdh="http://schemas.microsoft.com/office/word/2020/wordml/sdtdatahash" xmlns:w16sdtfl="http://schemas.microsoft.com/office/word/2024/wordml/sdtformatlock" xmlns:w16se="http://schemas.microsoft.com/office/word/2015/wordml/symex" mc:Ignorable="w14 w15 w16se w16cid w16 w16cex w16sdtdh w16sdtfl w16du">
   <w:docDefaults>
     <w:rPrDefault>
       <w:rPr>
@@ -5059,7 +5518,7 @@
     <w:lsdException w:name="Unresolved Mention" w:semiHidden="1" w:unhideWhenUsed="1"/>
     <w:lsdException w:name="Smart Link" w:semiHidden="1" w:unhideWhenUsed="1"/>
   </w:latentStyles>
-  <w:style w:type="paragraph" w:default="1" w:styleId="Normal">
+  <w:style w:type="paragraph" w:default="1" w:styleId="Normale">
     <w:name w:val="Normal"/>
     <w:qFormat/>
     <w:pPr>
@@ -5071,10 +5530,10 @@
       <w:lang w:val="it-IT" w:eastAsia="zh-CN"/>
     </w:rPr>
   </w:style>
-  <w:style w:type="paragraph" w:styleId="Heading1">
+  <w:style w:type="paragraph" w:styleId="Titolo1">
     <w:name w:val="heading 1"/>
-    <w:basedOn w:val="Normal"/>
-    <w:next w:val="Normal"/>
+    <w:basedOn w:val="Normale"/>
+    <w:next w:val="Normale"/>
     <w:qFormat/>
     <w:pPr>
       <w:keepNext/>
@@ -5089,10 +5548,10 @@
       <w:sz w:val="32"/>
     </w:rPr>
   </w:style>
-  <w:style w:type="paragraph" w:styleId="Heading2">
+  <w:style w:type="paragraph" w:styleId="Titolo2">
     <w:name w:val="heading 2"/>
-    <w:basedOn w:val="Normal"/>
-    <w:next w:val="Normal"/>
+    <w:basedOn w:val="Normale"/>
+    <w:next w:val="Normale"/>
     <w:qFormat/>
     <w:pPr>
       <w:keepNext/>
@@ -5108,10 +5567,10 @@
       <w:bCs/>
     </w:rPr>
   </w:style>
-  <w:style w:type="paragraph" w:styleId="Heading3">
+  <w:style w:type="paragraph" w:styleId="Titolo3">
     <w:name w:val="heading 3"/>
-    <w:basedOn w:val="Normal"/>
-    <w:next w:val="Normal"/>
+    <w:basedOn w:val="Normale"/>
+    <w:next w:val="Normale"/>
     <w:qFormat/>
     <w:pPr>
       <w:keepNext/>
@@ -5130,10 +5589,10 @@
       <w:szCs w:val="26"/>
     </w:rPr>
   </w:style>
-  <w:style w:type="paragraph" w:styleId="Heading4">
+  <w:style w:type="paragraph" w:styleId="Titolo4">
     <w:name w:val="heading 4"/>
-    <w:basedOn w:val="Normal"/>
-    <w:next w:val="Normal"/>
+    <w:basedOn w:val="Normale"/>
+    <w:next w:val="Normale"/>
     <w:qFormat/>
     <w:pPr>
       <w:keepNext/>
@@ -5151,10 +5610,10 @@
       <w:szCs w:val="28"/>
     </w:rPr>
   </w:style>
-  <w:style w:type="paragraph" w:styleId="Heading5">
+  <w:style w:type="paragraph" w:styleId="Titolo5">
     <w:name w:val="heading 5"/>
-    <w:basedOn w:val="Normal"/>
-    <w:next w:val="Normal"/>
+    <w:basedOn w:val="Normale"/>
+    <w:next w:val="Normale"/>
     <w:qFormat/>
     <w:pPr>
       <w:numPr>
@@ -5173,10 +5632,10 @@
       <w:szCs w:val="26"/>
     </w:rPr>
   </w:style>
-  <w:style w:type="paragraph" w:styleId="Heading6">
+  <w:style w:type="paragraph" w:styleId="Titolo6">
     <w:name w:val="heading 6"/>
-    <w:basedOn w:val="Normal"/>
-    <w:next w:val="Normal"/>
+    <w:basedOn w:val="Normale"/>
+    <w:next w:val="Normale"/>
     <w:qFormat/>
     <w:pPr>
       <w:numPr>
@@ -5193,10 +5652,10 @@
       <w:szCs w:val="22"/>
     </w:rPr>
   </w:style>
-  <w:style w:type="paragraph" w:styleId="Heading7">
+  <w:style w:type="paragraph" w:styleId="Titolo7">
     <w:name w:val="heading 7"/>
-    <w:basedOn w:val="Normal"/>
-    <w:next w:val="Normal"/>
+    <w:basedOn w:val="Normale"/>
+    <w:next w:val="Normale"/>
     <w:qFormat/>
     <w:pPr>
       <w:numPr>
@@ -5207,10 +5666,10 @@
       <w:outlineLvl w:val="6"/>
     </w:pPr>
   </w:style>
-  <w:style w:type="paragraph" w:styleId="Heading8">
+  <w:style w:type="paragraph" w:styleId="Titolo8">
     <w:name w:val="heading 8"/>
-    <w:basedOn w:val="Normal"/>
-    <w:next w:val="Normal"/>
+    <w:basedOn w:val="Normale"/>
+    <w:next w:val="Normale"/>
     <w:qFormat/>
     <w:pPr>
       <w:numPr>
@@ -5225,10 +5684,10 @@
       <w:iCs/>
     </w:rPr>
   </w:style>
-  <w:style w:type="paragraph" w:styleId="Heading9">
+  <w:style w:type="paragraph" w:styleId="Titolo9">
     <w:name w:val="heading 9"/>
-    <w:basedOn w:val="Normal"/>
-    <w:next w:val="Normal"/>
+    <w:basedOn w:val="Normale"/>
+    <w:next w:val="Normale"/>
     <w:qFormat/>
     <w:pPr>
       <w:numPr>
@@ -5244,13 +5703,13 @@
       <w:szCs w:val="22"/>
     </w:rPr>
   </w:style>
-  <w:style w:type="character" w:default="1" w:styleId="DefaultParagraphFont">
+  <w:style w:type="character" w:default="1" w:styleId="Carpredefinitoparagrafo">
     <w:name w:val="Default Paragraph Font"/>
     <w:uiPriority w:val="1"/>
     <w:semiHidden/>
     <w:unhideWhenUsed/>
   </w:style>
-  <w:style w:type="table" w:default="1" w:styleId="TableNormal">
+  <w:style w:type="table" w:default="1" w:styleId="Tabellanormale">
     <w:name w:val="Normal Table"/>
     <w:uiPriority w:val="99"/>
     <w:semiHidden/>
@@ -5265,7 +5724,7 @@
       </w:tblCellMar>
     </w:tblPr>
   </w:style>
-  <w:style w:type="numbering" w:default="1" w:styleId="NoList">
+  <w:style w:type="numbering" w:default="1" w:styleId="Nessunelenco">
     <w:name w:val="No List"/>
     <w:uiPriority w:val="99"/>
     <w:semiHidden/>
@@ -5533,7 +5992,7 @@
   <w:style w:type="character" w:customStyle="1" w:styleId="Carpredefinitoparagrafo1">
     <w:name w:val="Car. predefinito paragrafo1"/>
   </w:style>
-  <w:style w:type="character" w:styleId="Hyperlink">
+  <w:style w:type="character" w:styleId="Collegamentoipertestuale">
     <w:name w:val="Hyperlink"/>
     <w:rPr>
       <w:color w:val="0000FF"/>
@@ -5580,10 +6039,10 @@
       <w:szCs w:val="18"/>
     </w:rPr>
   </w:style>
-  <w:style w:type="paragraph" w:customStyle="1" w:styleId="Titolo2">
+  <w:style w:type="paragraph" w:customStyle="1" w:styleId="Titolo20">
     <w:name w:val="Titolo2"/>
-    <w:basedOn w:val="Normal"/>
-    <w:next w:val="BodyText"/>
+    <w:basedOn w:val="Normale"/>
+    <w:next w:val="Corpotesto"/>
     <w:pPr>
       <w:keepNext/>
       <w:spacing w:before="240" w:after="120"/>
@@ -5594,23 +6053,23 @@
       <w:szCs w:val="28"/>
     </w:rPr>
   </w:style>
-  <w:style w:type="paragraph" w:styleId="BodyText">
+  <w:style w:type="paragraph" w:styleId="Corpotesto">
     <w:name w:val="Body Text"/>
-    <w:basedOn w:val="Normal"/>
+    <w:basedOn w:val="Normale"/>
     <w:pPr>
       <w:jc w:val="both"/>
     </w:pPr>
   </w:style>
-  <w:style w:type="paragraph" w:styleId="List">
+  <w:style w:type="paragraph" w:styleId="Elenco">
     <w:name w:val="List"/>
-    <w:basedOn w:val="Normal"/>
+    <w:basedOn w:val="Normale"/>
     <w:pPr>
       <w:ind w:left="283" w:hanging="283"/>
     </w:pPr>
   </w:style>
-  <w:style w:type="paragraph" w:styleId="Caption">
+  <w:style w:type="paragraph" w:styleId="Didascalia">
     <w:name w:val="caption"/>
-    <w:basedOn w:val="Normal"/>
+    <w:basedOn w:val="Normale"/>
     <w:qFormat/>
     <w:pPr>
       <w:suppressLineNumbers/>
@@ -5624,7 +6083,7 @@
   </w:style>
   <w:style w:type="paragraph" w:customStyle="1" w:styleId="Indice">
     <w:name w:val="Indice"/>
-    <w:basedOn w:val="Normal"/>
+    <w:basedOn w:val="Normale"/>
     <w:pPr>
       <w:suppressLineNumbers/>
     </w:pPr>
@@ -5634,7 +6093,7 @@
   </w:style>
   <w:style w:type="paragraph" w:customStyle="1" w:styleId="caption1">
     <w:name w:val="caption1"/>
-    <w:basedOn w:val="Normal"/>
+    <w:basedOn w:val="Normale"/>
     <w:pPr>
       <w:suppressLineNumbers/>
       <w:spacing w:before="120" w:after="120"/>
@@ -5647,8 +6106,8 @@
   </w:style>
   <w:style w:type="paragraph" w:customStyle="1" w:styleId="caption11">
     <w:name w:val="caption11"/>
-    <w:basedOn w:val="Normal"/>
-    <w:next w:val="Normal"/>
+    <w:basedOn w:val="Normale"/>
+    <w:next w:val="Normale"/>
     <w:pPr>
       <w:spacing w:before="120" w:after="120"/>
     </w:pPr>
@@ -5659,10 +6118,10 @@
       <w:szCs w:val="20"/>
     </w:rPr>
   </w:style>
-  <w:style w:type="paragraph" w:customStyle="1" w:styleId="Titolo1">
+  <w:style w:type="paragraph" w:customStyle="1" w:styleId="Titolo10">
     <w:name w:val="Titolo1"/>
-    <w:basedOn w:val="Normal"/>
-    <w:next w:val="BodyText"/>
+    <w:basedOn w:val="Normale"/>
+    <w:next w:val="Corpotesto"/>
     <w:pPr>
       <w:spacing w:before="240" w:after="60"/>
       <w:jc w:val="center"/>
@@ -5679,7 +6138,7 @@
   </w:style>
   <w:style w:type="paragraph" w:customStyle="1" w:styleId="Intestazioneepidipagina">
     <w:name w:val="Intestazione e piè di pagina"/>
-    <w:basedOn w:val="Normal"/>
+    <w:basedOn w:val="Normale"/>
     <w:pPr>
       <w:suppressLineNumbers/>
       <w:tabs>
@@ -5688,9 +6147,9 @@
       </w:tabs>
     </w:pPr>
   </w:style>
-  <w:style w:type="paragraph" w:styleId="Header">
+  <w:style w:type="paragraph" w:styleId="Intestazione">
     <w:name w:val="header"/>
-    <w:basedOn w:val="Normal"/>
+    <w:basedOn w:val="Normale"/>
     <w:pPr>
       <w:tabs>
         <w:tab w:val="center" w:pos="4819"/>
@@ -5698,9 +6157,9 @@
       </w:tabs>
     </w:pPr>
   </w:style>
-  <w:style w:type="paragraph" w:styleId="Footer">
+  <w:style w:type="paragraph" w:styleId="Pidipagina">
     <w:name w:val="footer"/>
-    <w:basedOn w:val="Normal"/>
+    <w:basedOn w:val="Normale"/>
     <w:pPr>
       <w:tabs>
         <w:tab w:val="center" w:pos="4819"/>
@@ -5708,9 +6167,9 @@
       </w:tabs>
     </w:pPr>
   </w:style>
-  <w:style w:type="paragraph" w:styleId="BodyTextIndent">
+  <w:style w:type="paragraph" w:styleId="Rientrocorpodeltesto">
     <w:name w:val="Body Text Indent"/>
-    <w:basedOn w:val="Normal"/>
+    <w:basedOn w:val="Normale"/>
     <w:pPr>
       <w:spacing w:line="360" w:lineRule="auto"/>
       <w:ind w:left="360"/>
@@ -5719,14 +6178,14 @@
   </w:style>
   <w:style w:type="paragraph" w:customStyle="1" w:styleId="Corpodeltesto21">
     <w:name w:val="Corpo del testo 21"/>
-    <w:basedOn w:val="Normal"/>
+    <w:basedOn w:val="Normale"/>
     <w:pPr>
       <w:spacing w:after="120" w:line="480" w:lineRule="auto"/>
     </w:pPr>
   </w:style>
   <w:style w:type="paragraph" w:customStyle="1" w:styleId="Corpodeltesto31">
     <w:name w:val="Corpo del testo 31"/>
-    <w:basedOn w:val="Normal"/>
+    <w:basedOn w:val="Normale"/>
     <w:pPr>
       <w:spacing w:after="120"/>
     </w:pPr>
@@ -5737,40 +6196,40 @@
   </w:style>
   <w:style w:type="paragraph" w:customStyle="1" w:styleId="Data1">
     <w:name w:val="Data1"/>
-    <w:basedOn w:val="Normal"/>
-    <w:next w:val="Normal"/>
+    <w:basedOn w:val="Normale"/>
+    <w:next w:val="Normale"/>
   </w:style>
   <w:style w:type="paragraph" w:customStyle="1" w:styleId="Puntoelenco22">
     <w:name w:val="Punto elenco 22"/>
-    <w:basedOn w:val="Normal"/>
+    <w:basedOn w:val="Normale"/>
     <w:pPr>
       <w:ind w:left="566" w:hanging="283"/>
     </w:pPr>
   </w:style>
   <w:style w:type="paragraph" w:customStyle="1" w:styleId="Puntoelenco32">
     <w:name w:val="Punto elenco 32"/>
-    <w:basedOn w:val="Normal"/>
+    <w:basedOn w:val="Normale"/>
     <w:pPr>
       <w:ind w:left="849" w:hanging="283"/>
     </w:pPr>
   </w:style>
   <w:style w:type="paragraph" w:customStyle="1" w:styleId="Puntoelenco42">
     <w:name w:val="Punto elenco 42"/>
-    <w:basedOn w:val="Normal"/>
+    <w:basedOn w:val="Normale"/>
     <w:pPr>
       <w:ind w:left="1132" w:hanging="283"/>
     </w:pPr>
   </w:style>
   <w:style w:type="paragraph" w:customStyle="1" w:styleId="Puntoelenco52">
     <w:name w:val="Punto elenco 52"/>
-    <w:basedOn w:val="Normal"/>
+    <w:basedOn w:val="Normale"/>
     <w:pPr>
       <w:ind w:left="1415" w:hanging="283"/>
     </w:pPr>
   </w:style>
   <w:style w:type="paragraph" w:customStyle="1" w:styleId="Elencocontinua1">
     <w:name w:val="Elenco continua1"/>
-    <w:basedOn w:val="Normal"/>
+    <w:basedOn w:val="Normale"/>
     <w:pPr>
       <w:spacing w:after="120"/>
       <w:ind w:left="283"/>
@@ -5778,7 +6237,7 @@
   </w:style>
   <w:style w:type="paragraph" w:customStyle="1" w:styleId="Elencocontinua21">
     <w:name w:val="Elenco continua 21"/>
-    <w:basedOn w:val="Normal"/>
+    <w:basedOn w:val="Normale"/>
     <w:pPr>
       <w:spacing w:after="120"/>
       <w:ind w:left="566"/>
@@ -5786,7 +6245,7 @@
   </w:style>
   <w:style w:type="paragraph" w:customStyle="1" w:styleId="Elencocontinua31">
     <w:name w:val="Elenco continua 31"/>
-    <w:basedOn w:val="Normal"/>
+    <w:basedOn w:val="Normale"/>
     <w:pPr>
       <w:spacing w:after="120"/>
       <w:ind w:left="849"/>
@@ -5794,7 +6253,7 @@
   </w:style>
   <w:style w:type="paragraph" w:customStyle="1" w:styleId="Elencocontinua41">
     <w:name w:val="Elenco continua 41"/>
-    <w:basedOn w:val="Normal"/>
+    <w:basedOn w:val="Normale"/>
     <w:pPr>
       <w:spacing w:after="120"/>
       <w:ind w:left="1132"/>
@@ -5802,126 +6261,126 @@
   </w:style>
   <w:style w:type="paragraph" w:customStyle="1" w:styleId="Elencocontinua51">
     <w:name w:val="Elenco continua 51"/>
-    <w:basedOn w:val="Normal"/>
+    <w:basedOn w:val="Normale"/>
     <w:pPr>
       <w:spacing w:after="120"/>
       <w:ind w:left="1415"/>
     </w:pPr>
   </w:style>
-  <w:style w:type="paragraph" w:styleId="Signature">
+  <w:style w:type="paragraph" w:styleId="Firma">
     <w:name w:val="Signature"/>
-    <w:basedOn w:val="Normal"/>
+    <w:basedOn w:val="Normale"/>
     <w:pPr>
       <w:ind w:left="4252"/>
     </w:pPr>
   </w:style>
-  <w:style w:type="paragraph" w:styleId="E-mailSignature">
+  <w:style w:type="paragraph" w:styleId="Firmadipostaelettronica">
     <w:name w:val="E-mail Signature"/>
-    <w:basedOn w:val="Normal"/>
+    <w:basedOn w:val="Normale"/>
   </w:style>
   <w:style w:type="paragraph" w:customStyle="1" w:styleId="Formuladiapertura1">
     <w:name w:val="Formula di apertura1"/>
-    <w:basedOn w:val="Normal"/>
-    <w:next w:val="Normal"/>
+    <w:basedOn w:val="Normale"/>
+    <w:next w:val="Normale"/>
   </w:style>
   <w:style w:type="paragraph" w:customStyle="1" w:styleId="Formuladiapertura2">
     <w:name w:val="Formula di apertura2"/>
-    <w:basedOn w:val="Normal"/>
+    <w:basedOn w:val="Normale"/>
     <w:pPr>
       <w:ind w:left="4252"/>
     </w:pPr>
   </w:style>
-  <w:style w:type="paragraph" w:styleId="Index1">
+  <w:style w:type="paragraph" w:styleId="Indice1">
     <w:name w:val="index 1"/>
-    <w:basedOn w:val="Normal"/>
-    <w:next w:val="Normal"/>
+    <w:basedOn w:val="Normale"/>
+    <w:next w:val="Normale"/>
     <w:pPr>
       <w:ind w:left="240" w:hanging="240"/>
     </w:pPr>
   </w:style>
-  <w:style w:type="paragraph" w:styleId="Index2">
+  <w:style w:type="paragraph" w:styleId="Indice2">
     <w:name w:val="index 2"/>
-    <w:basedOn w:val="Normal"/>
-    <w:next w:val="Normal"/>
+    <w:basedOn w:val="Normale"/>
+    <w:next w:val="Normale"/>
     <w:pPr>
       <w:ind w:left="480" w:hanging="240"/>
     </w:pPr>
   </w:style>
-  <w:style w:type="paragraph" w:styleId="Index3">
+  <w:style w:type="paragraph" w:styleId="Indice3">
     <w:name w:val="index 3"/>
-    <w:basedOn w:val="Normal"/>
-    <w:next w:val="Normal"/>
+    <w:basedOn w:val="Normale"/>
+    <w:next w:val="Normale"/>
     <w:pPr>
       <w:ind w:left="720" w:hanging="240"/>
     </w:pPr>
   </w:style>
-  <w:style w:type="paragraph" w:styleId="TOC4">
+  <w:style w:type="paragraph" w:styleId="Sommario4">
     <w:name w:val="toc 4"/>
-    <w:basedOn w:val="Normal"/>
-    <w:next w:val="Normal"/>
+    <w:basedOn w:val="Normale"/>
+    <w:next w:val="Normale"/>
     <w:pPr>
       <w:ind w:left="960" w:hanging="240"/>
     </w:pPr>
   </w:style>
-  <w:style w:type="paragraph" w:styleId="TOC5">
+  <w:style w:type="paragraph" w:styleId="Sommario5">
     <w:name w:val="toc 5"/>
-    <w:basedOn w:val="Normal"/>
-    <w:next w:val="Normal"/>
+    <w:basedOn w:val="Normale"/>
+    <w:next w:val="Normale"/>
     <w:pPr>
       <w:ind w:left="1200" w:hanging="240"/>
     </w:pPr>
   </w:style>
-  <w:style w:type="paragraph" w:styleId="TOC6">
+  <w:style w:type="paragraph" w:styleId="Sommario6">
     <w:name w:val="toc 6"/>
-    <w:basedOn w:val="Normal"/>
-    <w:next w:val="Normal"/>
+    <w:basedOn w:val="Normale"/>
+    <w:next w:val="Normale"/>
     <w:pPr>
       <w:ind w:left="1440" w:hanging="240"/>
     </w:pPr>
   </w:style>
-  <w:style w:type="paragraph" w:styleId="TOC7">
+  <w:style w:type="paragraph" w:styleId="Sommario7">
     <w:name w:val="toc 7"/>
-    <w:basedOn w:val="Normal"/>
-    <w:next w:val="Normal"/>
+    <w:basedOn w:val="Normale"/>
+    <w:next w:val="Normale"/>
     <w:pPr>
       <w:ind w:left="1680" w:hanging="240"/>
     </w:pPr>
   </w:style>
-  <w:style w:type="paragraph" w:styleId="TOC8">
+  <w:style w:type="paragraph" w:styleId="Sommario8">
     <w:name w:val="toc 8"/>
-    <w:basedOn w:val="Normal"/>
-    <w:next w:val="Normal"/>
+    <w:basedOn w:val="Normale"/>
+    <w:next w:val="Normale"/>
     <w:pPr>
       <w:ind w:left="1920" w:hanging="240"/>
     </w:pPr>
   </w:style>
-  <w:style w:type="paragraph" w:styleId="TOC9">
+  <w:style w:type="paragraph" w:styleId="Sommario9">
     <w:name w:val="toc 9"/>
-    <w:basedOn w:val="Normal"/>
-    <w:next w:val="Normal"/>
+    <w:basedOn w:val="Normale"/>
+    <w:next w:val="Normale"/>
     <w:pPr>
       <w:ind w:left="2160" w:hanging="240"/>
     </w:pPr>
   </w:style>
   <w:style w:type="paragraph" w:customStyle="1" w:styleId="Indicedellefigure1">
     <w:name w:val="Indice delle figure1"/>
-    <w:basedOn w:val="Normal"/>
-    <w:next w:val="Normal"/>
+    <w:basedOn w:val="Normale"/>
+    <w:next w:val="Normale"/>
     <w:pPr>
       <w:ind w:left="480" w:hanging="480"/>
     </w:pPr>
   </w:style>
   <w:style w:type="paragraph" w:customStyle="1" w:styleId="Indicefonti1">
     <w:name w:val="Indice fonti1"/>
-    <w:basedOn w:val="Normal"/>
-    <w:next w:val="Normal"/>
+    <w:basedOn w:val="Normale"/>
+    <w:next w:val="Normale"/>
     <w:pPr>
       <w:ind w:left="240" w:hanging="240"/>
     </w:pPr>
   </w:style>
-  <w:style w:type="paragraph" w:styleId="EnvelopeAddress">
+  <w:style w:type="paragraph" w:styleId="Indirizzodestinatario">
     <w:name w:val="envelope address"/>
-    <w:basedOn w:val="Normal"/>
+    <w:basedOn w:val="Normale"/>
     <w:pPr>
       <w:ind w:left="2880"/>
     </w:pPr>
@@ -5929,17 +6388,17 @@
       <w:rFonts w:ascii="Arial" w:hAnsi="Arial" w:cs="Arial"/>
     </w:rPr>
   </w:style>
-  <w:style w:type="paragraph" w:styleId="HTMLAddress">
+  <w:style w:type="paragraph" w:styleId="IndirizzoHTML">
     <w:name w:val="HTML Address"/>
-    <w:basedOn w:val="Normal"/>
+    <w:basedOn w:val="Normale"/>
     <w:rPr>
       <w:i/>
       <w:iCs/>
     </w:rPr>
   </w:style>
-  <w:style w:type="paragraph" w:styleId="EnvelopeReturn">
+  <w:style w:type="paragraph" w:styleId="Indirizzomittente">
     <w:name w:val="envelope return"/>
-    <w:basedOn w:val="Normal"/>
+    <w:basedOn w:val="Normale"/>
     <w:rPr>
       <w:rFonts w:ascii="Arial" w:hAnsi="Arial" w:cs="Arial"/>
       <w:sz w:val="20"/>
@@ -5948,7 +6407,7 @@
   </w:style>
   <w:style w:type="paragraph" w:customStyle="1" w:styleId="Intestazionemessaggio1">
     <w:name w:val="Intestazione messaggio1"/>
-    <w:basedOn w:val="Normal"/>
+    <w:basedOn w:val="Normale"/>
     <w:pPr>
       <w:pBdr>
         <w:top w:val="single" w:sz="6" w:space="1" w:color="000000"/>
@@ -5965,12 +6424,12 @@
   </w:style>
   <w:style w:type="paragraph" w:customStyle="1" w:styleId="Intestazionenota1">
     <w:name w:val="Intestazione nota1"/>
-    <w:basedOn w:val="Normal"/>
-    <w:next w:val="Normal"/>
+    <w:basedOn w:val="Normale"/>
+    <w:next w:val="Normale"/>
   </w:style>
   <w:style w:type="paragraph" w:customStyle="1" w:styleId="Mappadocumento1">
     <w:name w:val="Mappa documento1"/>
-    <w:basedOn w:val="Normal"/>
+    <w:basedOn w:val="Normale"/>
     <w:pPr>
       <w:shd w:val="clear" w:color="auto" w:fill="000080"/>
     </w:pPr>
@@ -5978,13 +6437,13 @@
       <w:rFonts w:ascii="Tahoma" w:hAnsi="Tahoma" w:cs="Tahoma"/>
     </w:rPr>
   </w:style>
-  <w:style w:type="paragraph" w:styleId="NormalWeb">
+  <w:style w:type="paragraph" w:styleId="NormaleWeb">
     <w:name w:val="Normal (Web)"/>
-    <w:basedOn w:val="Normal"/>
+    <w:basedOn w:val="Normale"/>
   </w:style>
   <w:style w:type="paragraph" w:customStyle="1" w:styleId="Numeroelenco1">
     <w:name w:val="Numero elenco1"/>
-    <w:basedOn w:val="Normal"/>
+    <w:basedOn w:val="Normale"/>
     <w:pPr>
       <w:numPr>
         <w:numId w:val="10"/>
@@ -5993,7 +6452,7 @@
   </w:style>
   <w:style w:type="paragraph" w:customStyle="1" w:styleId="Numeroelenco21">
     <w:name w:val="Numero elenco 21"/>
-    <w:basedOn w:val="Normal"/>
+    <w:basedOn w:val="Normale"/>
     <w:pPr>
       <w:numPr>
         <w:numId w:val="5"/>
@@ -6002,7 +6461,7 @@
   </w:style>
   <w:style w:type="paragraph" w:customStyle="1" w:styleId="Numeroelenco31">
     <w:name w:val="Numero elenco 31"/>
-    <w:basedOn w:val="Normal"/>
+    <w:basedOn w:val="Normale"/>
     <w:pPr>
       <w:numPr>
         <w:numId w:val="4"/>
@@ -6011,7 +6470,7 @@
   </w:style>
   <w:style w:type="paragraph" w:customStyle="1" w:styleId="Numeroelenco41">
     <w:name w:val="Numero elenco 41"/>
-    <w:basedOn w:val="Normal"/>
+    <w:basedOn w:val="Normale"/>
     <w:pPr>
       <w:numPr>
         <w:numId w:val="3"/>
@@ -6020,16 +6479,16 @@
   </w:style>
   <w:style w:type="paragraph" w:customStyle="1" w:styleId="Numeroelenco51">
     <w:name w:val="Numero elenco 51"/>
-    <w:basedOn w:val="Normal"/>
+    <w:basedOn w:val="Normale"/>
     <w:pPr>
       <w:numPr>
         <w:numId w:val="2"/>
       </w:numPr>
     </w:pPr>
   </w:style>
-  <w:style w:type="paragraph" w:styleId="HTMLPreformatted">
+  <w:style w:type="paragraph" w:styleId="PreformattatoHTML">
     <w:name w:val="HTML Preformatted"/>
-    <w:basedOn w:val="Normal"/>
+    <w:basedOn w:val="Normale"/>
     <w:rPr>
       <w:rFonts w:ascii="Courier New" w:hAnsi="Courier New" w:cs="Courier New"/>
       <w:sz w:val="20"/>
@@ -6038,7 +6497,7 @@
   </w:style>
   <w:style w:type="paragraph" w:customStyle="1" w:styleId="Primorientrocorpodeltesto1">
     <w:name w:val="Primo rientro corpo del testo1"/>
-    <w:basedOn w:val="BodyText"/>
+    <w:basedOn w:val="Corpotesto"/>
     <w:pPr>
       <w:spacing w:after="120"/>
       <w:ind w:firstLine="210"/>
@@ -6047,7 +6506,7 @@
   </w:style>
   <w:style w:type="paragraph" w:customStyle="1" w:styleId="Primorientrocorpodeltesto21">
     <w:name w:val="Primo rientro corpo del testo 21"/>
-    <w:basedOn w:val="BodyTextIndent"/>
+    <w:basedOn w:val="Rientrocorpodeltesto"/>
     <w:pPr>
       <w:spacing w:after="120" w:line="240" w:lineRule="auto"/>
       <w:ind w:left="283" w:firstLine="210"/>
@@ -6056,7 +6515,7 @@
   </w:style>
   <w:style w:type="paragraph" w:customStyle="1" w:styleId="Puntoelenco1">
     <w:name w:val="Punto elenco1"/>
-    <w:basedOn w:val="Normal"/>
+    <w:basedOn w:val="Normale"/>
     <w:pPr>
       <w:numPr>
         <w:numId w:val="11"/>
@@ -6065,7 +6524,7 @@
   </w:style>
   <w:style w:type="paragraph" w:customStyle="1" w:styleId="Puntoelenco21">
     <w:name w:val="Punto elenco 21"/>
-    <w:basedOn w:val="Normal"/>
+    <w:basedOn w:val="Normale"/>
     <w:pPr>
       <w:numPr>
         <w:numId w:val="9"/>
@@ -6074,7 +6533,7 @@
   </w:style>
   <w:style w:type="paragraph" w:customStyle="1" w:styleId="Puntoelenco31">
     <w:name w:val="Punto elenco 31"/>
-    <w:basedOn w:val="Normal"/>
+    <w:basedOn w:val="Normale"/>
     <w:pPr>
       <w:numPr>
         <w:numId w:val="8"/>
@@ -6083,7 +6542,7 @@
   </w:style>
   <w:style w:type="paragraph" w:customStyle="1" w:styleId="Puntoelenco41">
     <w:name w:val="Punto elenco 41"/>
-    <w:basedOn w:val="Normal"/>
+    <w:basedOn w:val="Normale"/>
     <w:pPr>
       <w:numPr>
         <w:numId w:val="7"/>
@@ -6092,7 +6551,7 @@
   </w:style>
   <w:style w:type="paragraph" w:customStyle="1" w:styleId="Puntoelenco51">
     <w:name w:val="Punto elenco 51"/>
-    <w:basedOn w:val="Normal"/>
+    <w:basedOn w:val="Normale"/>
     <w:pPr>
       <w:numPr>
         <w:numId w:val="6"/>
@@ -6101,7 +6560,7 @@
   </w:style>
   <w:style w:type="paragraph" w:customStyle="1" w:styleId="Rientrocorpodeltesto21">
     <w:name w:val="Rientro corpo del testo 21"/>
-    <w:basedOn w:val="Normal"/>
+    <w:basedOn w:val="Normale"/>
     <w:pPr>
       <w:spacing w:after="120" w:line="480" w:lineRule="auto"/>
       <w:ind w:left="283"/>
@@ -6109,7 +6568,7 @@
   </w:style>
   <w:style w:type="paragraph" w:customStyle="1" w:styleId="Rientrocorpodeltesto31">
     <w:name w:val="Rientro corpo del testo 31"/>
-    <w:basedOn w:val="Normal"/>
+    <w:basedOn w:val="Normale"/>
     <w:pPr>
       <w:spacing w:after="120"/>
       <w:ind w:left="283"/>
@@ -6121,84 +6580,84 @@
   </w:style>
   <w:style w:type="paragraph" w:customStyle="1" w:styleId="Rientronormale1">
     <w:name w:val="Rientro normale1"/>
-    <w:basedOn w:val="Normal"/>
+    <w:basedOn w:val="Normale"/>
     <w:pPr>
       <w:ind w:left="708"/>
     </w:pPr>
   </w:style>
-  <w:style w:type="paragraph" w:styleId="TOC1">
+  <w:style w:type="paragraph" w:styleId="Sommario1">
     <w:name w:val="toc 1"/>
-    <w:basedOn w:val="Normal"/>
-    <w:next w:val="Normal"/>
-  </w:style>
-  <w:style w:type="paragraph" w:styleId="TOC2">
+    <w:basedOn w:val="Normale"/>
+    <w:next w:val="Normale"/>
+  </w:style>
+  <w:style w:type="paragraph" w:styleId="Sommario2">
     <w:name w:val="toc 2"/>
-    <w:basedOn w:val="Normal"/>
-    <w:next w:val="Normal"/>
+    <w:basedOn w:val="Normale"/>
+    <w:next w:val="Normale"/>
     <w:pPr>
       <w:ind w:left="240"/>
     </w:pPr>
   </w:style>
-  <w:style w:type="paragraph" w:styleId="TOC3">
+  <w:style w:type="paragraph" w:styleId="Sommario3">
     <w:name w:val="toc 3"/>
-    <w:basedOn w:val="Normal"/>
-    <w:next w:val="Normal"/>
+    <w:basedOn w:val="Normale"/>
+    <w:next w:val="Normale"/>
     <w:pPr>
       <w:ind w:left="480"/>
     </w:pPr>
   </w:style>
   <w:style w:type="paragraph" w:customStyle="1" w:styleId="Sommario41">
     <w:name w:val="Sommario 41"/>
-    <w:basedOn w:val="Normal"/>
-    <w:next w:val="Normal"/>
+    <w:basedOn w:val="Normale"/>
+    <w:next w:val="Normale"/>
     <w:pPr>
       <w:ind w:left="720"/>
     </w:pPr>
   </w:style>
   <w:style w:type="paragraph" w:customStyle="1" w:styleId="Sommario51">
     <w:name w:val="Sommario 51"/>
-    <w:basedOn w:val="Normal"/>
-    <w:next w:val="Normal"/>
+    <w:basedOn w:val="Normale"/>
+    <w:next w:val="Normale"/>
     <w:pPr>
       <w:ind w:left="960"/>
     </w:pPr>
   </w:style>
   <w:style w:type="paragraph" w:customStyle="1" w:styleId="Sommario61">
     <w:name w:val="Sommario 61"/>
-    <w:basedOn w:val="Normal"/>
-    <w:next w:val="Normal"/>
+    <w:basedOn w:val="Normale"/>
+    <w:next w:val="Normale"/>
     <w:pPr>
       <w:ind w:left="1200"/>
     </w:pPr>
   </w:style>
   <w:style w:type="paragraph" w:customStyle="1" w:styleId="Sommario71">
     <w:name w:val="Sommario 71"/>
-    <w:basedOn w:val="Normal"/>
-    <w:next w:val="Normal"/>
+    <w:basedOn w:val="Normale"/>
+    <w:next w:val="Normale"/>
     <w:pPr>
       <w:ind w:left="1440"/>
     </w:pPr>
   </w:style>
   <w:style w:type="paragraph" w:customStyle="1" w:styleId="Sommario81">
     <w:name w:val="Sommario 81"/>
-    <w:basedOn w:val="Normal"/>
-    <w:next w:val="Normal"/>
+    <w:basedOn w:val="Normale"/>
+    <w:next w:val="Normale"/>
     <w:pPr>
       <w:ind w:left="1680"/>
     </w:pPr>
   </w:style>
   <w:style w:type="paragraph" w:customStyle="1" w:styleId="Sommario91">
     <w:name w:val="Sommario 91"/>
-    <w:basedOn w:val="Normal"/>
-    <w:next w:val="Normal"/>
+    <w:basedOn w:val="Normale"/>
+    <w:next w:val="Normale"/>
     <w:pPr>
       <w:ind w:left="1920"/>
     </w:pPr>
   </w:style>
-  <w:style w:type="paragraph" w:styleId="Subtitle">
+  <w:style w:type="paragraph" w:styleId="Sottotitolo">
     <w:name w:val="Subtitle"/>
-    <w:basedOn w:val="Normal"/>
-    <w:next w:val="BodyText"/>
+    <w:basedOn w:val="Normale"/>
+    <w:next w:val="Corpotesto"/>
     <w:qFormat/>
     <w:pPr>
       <w:spacing w:after="60"/>
@@ -6211,7 +6670,7 @@
   </w:style>
   <w:style w:type="paragraph" w:customStyle="1" w:styleId="Testocommento1">
     <w:name w:val="Testo commento1"/>
-    <w:basedOn w:val="Normal"/>
+    <w:basedOn w:val="Normale"/>
     <w:rPr>
       <w:sz w:val="20"/>
       <w:szCs w:val="20"/>
@@ -6219,7 +6678,7 @@
   </w:style>
   <w:style w:type="paragraph" w:customStyle="1" w:styleId="Testodelblocco1">
     <w:name w:val="Testo del blocco1"/>
-    <w:basedOn w:val="Normal"/>
+    <w:basedOn w:val="Normale"/>
     <w:pPr>
       <w:spacing w:after="120"/>
       <w:ind w:left="1440" w:right="1440"/>
@@ -6248,33 +6707,33 @@
   </w:style>
   <w:style w:type="paragraph" w:customStyle="1" w:styleId="Testonormale1">
     <w:name w:val="Testo normale1"/>
-    <w:basedOn w:val="Normal"/>
+    <w:basedOn w:val="Normale"/>
     <w:rPr>
       <w:rFonts w:ascii="Courier New" w:hAnsi="Courier New" w:cs="Courier New"/>
       <w:sz w:val="20"/>
       <w:szCs w:val="20"/>
     </w:rPr>
   </w:style>
-  <w:style w:type="paragraph" w:styleId="FootnoteText">
+  <w:style w:type="paragraph" w:styleId="Testonotaapidipagina">
     <w:name w:val="footnote text"/>
-    <w:basedOn w:val="Normal"/>
+    <w:basedOn w:val="Normale"/>
     <w:rPr>
       <w:sz w:val="20"/>
       <w:szCs w:val="20"/>
     </w:rPr>
   </w:style>
-  <w:style w:type="paragraph" w:styleId="EndnoteText">
+  <w:style w:type="paragraph" w:styleId="Testonotadichiusura">
     <w:name w:val="endnote text"/>
-    <w:basedOn w:val="Normal"/>
+    <w:basedOn w:val="Normale"/>
     <w:rPr>
       <w:sz w:val="20"/>
       <w:szCs w:val="20"/>
     </w:rPr>
   </w:style>
-  <w:style w:type="paragraph" w:styleId="IndexHeading">
+  <w:style w:type="paragraph" w:styleId="Titoloindice">
     <w:name w:val="index heading"/>
-    <w:basedOn w:val="Normal"/>
-    <w:next w:val="Index1"/>
+    <w:basedOn w:val="Normale"/>
+    <w:next w:val="Indice1"/>
     <w:rPr>
       <w:rFonts w:ascii="Arial" w:hAnsi="Arial" w:cs="Arial"/>
       <w:b/>
@@ -6283,8 +6742,8 @@
   </w:style>
   <w:style w:type="paragraph" w:customStyle="1" w:styleId="Titoloindicefonti1">
     <w:name w:val="Titolo indice fonti1"/>
-    <w:basedOn w:val="Normal"/>
-    <w:next w:val="Normal"/>
+    <w:basedOn w:val="Normale"/>
+    <w:next w:val="Normale"/>
     <w:pPr>
       <w:spacing w:before="120"/>
     </w:pPr>
@@ -6294,9 +6753,9 @@
       <w:bCs/>
     </w:rPr>
   </w:style>
-  <w:style w:type="paragraph" w:styleId="BalloonText">
+  <w:style w:type="paragraph" w:styleId="Testofumetto">
     <w:name w:val="Balloon Text"/>
-    <w:basedOn w:val="Normal"/>
+    <w:basedOn w:val="Normale"/>
     <w:rPr>
       <w:rFonts w:ascii="Tahoma" w:hAnsi="Tahoma" w:cs="Tahoma"/>
       <w:sz w:val="16"/>
@@ -6305,7 +6764,7 @@
   </w:style>
   <w:style w:type="paragraph" w:customStyle="1" w:styleId="Elencoacolori-Colore11">
     <w:name w:val="Elenco a colori - Colore 11"/>
-    <w:basedOn w:val="Normal"/>
+    <w:basedOn w:val="Normale"/>
     <w:pPr>
       <w:spacing w:after="200" w:line="276" w:lineRule="auto"/>
       <w:ind w:left="720"/>
@@ -6331,9 +6790,9 @@
       <w:lang w:val="it-IT" w:eastAsia="ja-JP"/>
     </w:rPr>
   </w:style>
-  <w:style w:type="paragraph" w:styleId="ListParagraph">
+  <w:style w:type="paragraph" w:styleId="Paragrafoelenco">
     <w:name w:val="List Paragraph"/>
-    <w:basedOn w:val="Normal"/>
+    <w:basedOn w:val="Normale"/>
     <w:qFormat/>
     <w:pPr>
       <w:widowControl w:val="0"/>
@@ -6348,7 +6807,7 @@
   </w:style>
   <w:style w:type="paragraph" w:customStyle="1" w:styleId="TableParagraph">
     <w:name w:val="Table Paragraph"/>
-    <w:basedOn w:val="Normal"/>
+    <w:basedOn w:val="Normale"/>
     <w:pPr>
       <w:widowControl w:val="0"/>
       <w:autoSpaceDE w:val="0"/>
@@ -6363,7 +6822,7 @@
   </w:style>
   <w:style w:type="paragraph" w:customStyle="1" w:styleId="Contenutotabella">
     <w:name w:val="Contenuto tabella"/>
-    <w:basedOn w:val="Normal"/>
+    <w:basedOn w:val="Normale"/>
     <w:pPr>
       <w:widowControl w:val="0"/>
       <w:suppressLineNumbers/>
@@ -6382,15 +6841,15 @@
   </w:style>
   <w:style w:type="paragraph" w:customStyle="1" w:styleId="Contenutocorniceuser">
     <w:name w:val="Contenuto cornice (user)"/>
-    <w:basedOn w:val="Normal"/>
+    <w:basedOn w:val="Normale"/>
   </w:style>
   <w:style w:type="paragraph" w:customStyle="1" w:styleId="Contenutocornice">
     <w:name w:val="Contenuto cornice"/>
-    <w:basedOn w:val="Normal"/>
+    <w:basedOn w:val="Normale"/>
   </w:style>
   <w:style w:type="paragraph" w:customStyle="1" w:styleId="Title1">
     <w:name w:val="Title1"/>
-    <w:basedOn w:val="Normal"/>
+    <w:basedOn w:val="Normale"/>
     <w:pPr>
       <w:spacing w:before="83"/>
       <w:ind w:right="2"/>
